--- a/lab/week2/W2 Execercise-1.docx
+++ b/lab/week2/W2 Execercise-1.docx
@@ -1,441 +1,510 @@
 
 <file path=word/document.xml><?xml version="1.0" encoding="utf-8"?>
-<w:document xmlns:wpc="http://schemas.microsoft.com/office/word/2010/wordprocessingCanvas" xmlns:cx="http://schemas.microsoft.com/office/drawing/2014/chartex" xmlns:cx1="http://schemas.microsoft.com/office/drawing/2015/9/8/chartex" xmlns:cx2="http://schemas.microsoft.com/office/drawing/2015/10/21/chartex" xmlns:cx3="http://schemas.microsoft.com/office/drawing/2016/5/9/chartex" xmlns:cx4="http://schemas.microsoft.com/office/drawing/2016/5/10/chartex" xmlns:cx5="http://schemas.microsoft.com/office/drawing/2016/5/11/chartex" xmlns:cx6="http://schemas.microsoft.com/office/drawing/2016/5/12/chartex" xmlns:cx7="http://schemas.microsoft.com/office/drawing/2016/5/13/chartex" xmlns:cx8="http://schemas.microsoft.com/office/drawing/2016/5/14/chartex" xmlns:mc="http://schemas.openxmlformats.org/markup-compatibility/2006" xmlns:aink="http://schemas.microsoft.com/office/drawing/2016/ink" xmlns:am3d="http://schemas.microsoft.com/office/drawing/2017/model3d" xmlns:o="urn:schemas-microsoft-com:office:office" xmlns:oel="http://schemas.microsoft.com/office/2019/extlst" xmlns:r="http://schemas.openxmlformats.org/officeDocument/2006/relationships" xmlns:m="http://schemas.openxmlformats.org/officeDocument/2006/math" xmlns:v="urn:schemas-microsoft-com:vml" xmlns:wp14="http://schemas.microsoft.com/office/word/2010/wordprocessingDrawing" xmlns:wp="http://schemas.openxmlformats.org/drawingml/2006/wordprocessingDrawing" xmlns:w10="urn:schemas-microsoft-com:office:word" xmlns:w="http://schemas.openxmlformats.org/wordprocessingml/2006/main" xmlns:w14="http://schemas.microsoft.com/office/word/2010/wordml" xmlns:w15="http://schemas.microsoft.com/office/word/2012/wordml" xmlns:w16cex="http://schemas.microsoft.com/office/word/2018/wordml/cex" xmlns:w16cid="http://schemas.microsoft.com/office/word/2016/wordml/cid" xmlns:w16="http://schemas.microsoft.com/office/word/2018/wordml" xmlns:w16du="http://schemas.microsoft.com/office/word/2023/wordml/word16du" xmlns:w16sdtdh="http://schemas.microsoft.com/office/word/2020/wordml/sdtdatahash" xmlns:w16sdtfl="http://schemas.microsoft.com/office/word/2024/wordml/sdtformatlock" xmlns:w16se="http://schemas.microsoft.com/office/word/2015/wordml/symex" xmlns:wpg="http://schemas.microsoft.com/office/word/2010/wordprocessingGroup" xmlns:wpi="http://schemas.microsoft.com/office/word/2010/wordprocessingInk" xmlns:wne="http://schemas.microsoft.com/office/word/2006/wordml" xmlns:wps="http://schemas.microsoft.com/office/word/2010/wordprocessingShape" mc:Ignorable="w14 w15 w16se w16cid w16 w16cex w16sdtdh w16sdtfl w16du wp14">
+<w:document xmlns:o="urn:schemas-microsoft-com:office:office" xmlns:r="http://schemas.openxmlformats.org/officeDocument/2006/relationships" xmlns:v="urn:schemas-microsoft-com:vml" xmlns:w="http://schemas.openxmlformats.org/wordprocessingml/2006/main" xmlns:w10="urn:schemas-microsoft-com:office:word" xmlns:wp="http://schemas.openxmlformats.org/drawingml/2006/wordprocessingDrawing" xmlns:pic="http://schemas.openxmlformats.org/drawingml/2006/picture" xmlns:wps="http://schemas.microsoft.com/office/word/2010/wordprocessingShape" xmlns:wpg="http://schemas.microsoft.com/office/word/2010/wordprocessingGroup" xmlns:mc="http://schemas.openxmlformats.org/markup-compatibility/2006" xmlns:wp14="http://schemas.microsoft.com/office/word/2010/wordprocessingDrawing" xmlns:w14="http://schemas.microsoft.com/office/word/2010/wordml" xmlns:w15="http://schemas.microsoft.com/office/word/2012/wordml" mc:Ignorable="w14 wp14 w15">
   <w:body>
     <w:p>
       <w:pPr>
+        <w:pStyle w:val="Normal"/>
         <w:jc w:val="center"/>
         <w:rPr>
-          <w:rFonts w:asciiTheme="minorHAnsi" w:hAnsiTheme="minorHAnsi"/>
+          <w:rFonts w:ascii="Calibri" w:hAnsi="Calibri" w:asciiTheme="minorHAnsi" w:hAnsiTheme="minorHAnsi"/>
           <w:sz w:val="40"/>
           <w:szCs w:val="40"/>
         </w:rPr>
       </w:pPr>
       <w:r>
         <w:rPr>
-          <w:rFonts w:asciiTheme="minorHAnsi" w:hAnsiTheme="minorHAnsi"/>
+          <w:rFonts w:ascii="Calibri" w:hAnsi="Calibri" w:asciiTheme="minorHAnsi" w:hAnsiTheme="minorHAnsi"/>
           <w:sz w:val="40"/>
           <w:szCs w:val="40"/>
         </w:rPr>
-        <w:t xml:space="preserve">Week </w:t>
-      </w:r>
-      <w:r>
-        <w:rPr>
-          <w:rFonts w:asciiTheme="minorHAnsi" w:hAnsiTheme="minorHAnsi"/>
-          <w:sz w:val="40"/>
-          <w:szCs w:val="40"/>
-        </w:rPr>
-        <w:t>2</w:t>
-      </w:r>
-      <w:r>
-        <w:rPr>
-          <w:rFonts w:asciiTheme="minorHAnsi" w:hAnsiTheme="minorHAnsi"/>
-          <w:sz w:val="40"/>
-          <w:szCs w:val="40"/>
-        </w:rPr>
-        <w:t xml:space="preserve"> – </w:t>
-      </w:r>
-      <w:r>
-        <w:rPr>
-          <w:rFonts w:asciiTheme="minorHAnsi" w:hAnsiTheme="minorHAnsi"/>
-          <w:sz w:val="40"/>
-          <w:szCs w:val="40"/>
-        </w:rPr>
-        <w:t>Using control structures and error handling</w:t>
+        <w:t>Week 2 – Using control structures and error handling</w:t>
       </w:r>
     </w:p>
     <w:p>
       <w:pPr>
+        <w:pStyle w:val="Normal"/>
         <w:jc w:val="center"/>
         <w:rPr>
-          <w:rFonts w:asciiTheme="minorHAnsi" w:hAnsiTheme="minorHAnsi"/>
-        </w:rPr>
-      </w:pPr>
+          <w:rFonts w:ascii="Calibri" w:hAnsi="Calibri" w:asciiTheme="minorHAnsi" w:hAnsiTheme="minorHAnsi"/>
+        </w:rPr>
+      </w:pPr>
+      <w:r>
+        <w:rPr>
+          <w:rFonts w:asciiTheme="minorHAnsi" w:hAnsiTheme="minorHAnsi" w:ascii="Calibri" w:hAnsi="Calibri"/>
+        </w:rPr>
+      </w:r>
     </w:p>
     <w:p>
       <w:pPr>
-        <w:rPr>
-          <w:rFonts w:asciiTheme="minorHAnsi" w:hAnsiTheme="minorHAnsi" w:cs="Arial"/>
-          <w:lang w:eastAsia="en-GB"/>
-        </w:rPr>
-      </w:pPr>
-      <w:r>
-        <w:rPr>
-          <w:rFonts w:asciiTheme="minorHAnsi" w:hAnsiTheme="minorHAnsi" w:cs="Arial"/>
-          <w:lang w:eastAsia="en-GB"/>
-        </w:rPr>
-        <w:t>Building on the code you started last week</w:t>
-      </w:r>
-      <w:r>
-        <w:rPr>
-          <w:rFonts w:asciiTheme="minorHAnsi" w:hAnsiTheme="minorHAnsi" w:cs="Arial"/>
-          <w:lang w:eastAsia="en-GB"/>
-        </w:rPr>
-        <w:t xml:space="preserve">. </w:t>
-      </w:r>
-      <w:r>
-        <w:rPr>
-          <w:rFonts w:asciiTheme="minorHAnsi" w:hAnsiTheme="minorHAnsi" w:cs="Arial"/>
-          <w:lang w:eastAsia="en-GB"/>
-        </w:rPr>
-        <w:t>Do the following tasks:</w:t>
-      </w:r>
-      <w:r>
-        <w:rPr>
-          <w:rFonts w:asciiTheme="minorHAnsi" w:hAnsiTheme="minorHAnsi" w:cs="Arial"/>
-          <w:lang w:eastAsia="en-GB"/>
-        </w:rPr>
-        <w:t xml:space="preserve"> </w:t>
+        <w:pStyle w:val="Normal"/>
+        <w:rPr>
+          <w:rFonts w:ascii="Calibri" w:hAnsi="Calibri" w:cs="Arial" w:asciiTheme="minorHAnsi" w:hAnsiTheme="minorHAnsi"/>
+          <w:lang w:eastAsia="en-GB"/>
+        </w:rPr>
+      </w:pPr>
+      <w:r>
+        <w:rPr>
+          <w:rFonts w:cs="Arial" w:ascii="Calibri" w:hAnsi="Calibri" w:asciiTheme="minorHAnsi" w:hAnsiTheme="minorHAnsi"/>
+          <w:lang w:eastAsia="en-GB"/>
+        </w:rPr>
+        <w:t xml:space="preserve">Building on the code you started last week. Do the following tasks: </w:t>
       </w:r>
     </w:p>
     <w:p>
       <w:pPr>
-        <w:rPr>
-          <w:rFonts w:asciiTheme="minorHAnsi" w:hAnsiTheme="minorHAnsi" w:cs="Arial"/>
-          <w:lang w:eastAsia="en-GB"/>
-        </w:rPr>
-      </w:pPr>
+        <w:pStyle w:val="Normal"/>
+        <w:rPr>
+          <w:rFonts w:ascii="Calibri" w:hAnsi="Calibri" w:cs="Arial" w:asciiTheme="minorHAnsi" w:hAnsiTheme="minorHAnsi"/>
+          <w:lang w:eastAsia="en-GB"/>
+        </w:rPr>
+      </w:pPr>
+      <w:r>
+        <w:rPr>
+          <w:rFonts w:cs="Arial" w:ascii="Calibri" w:hAnsi="Calibri"/>
+          <w:lang w:eastAsia="en-GB"/>
+        </w:rPr>
+      </w:r>
     </w:p>
     <w:p>
       <w:pPr>
         <w:pStyle w:val="ListParagraph"/>
         <w:numPr>
           <w:ilvl w:val="0"/>
-          <w:numId w:val="2"/>
+          <w:numId w:val="1"/>
         </w:numPr>
-        <w:ind w:left="709" w:hanging="425"/>
-        <w:rPr>
-          <w:rFonts w:asciiTheme="minorHAnsi" w:hAnsiTheme="minorHAnsi" w:cs="Arial"/>
-          <w:lang w:eastAsia="en-GB"/>
-        </w:rPr>
-      </w:pPr>
-      <w:r>
-        <w:rPr>
-          <w:rFonts w:asciiTheme="minorHAnsi" w:hAnsiTheme="minorHAnsi" w:cs="Arial"/>
-          <w:lang w:eastAsia="en-GB"/>
-        </w:rPr>
-        <w:t xml:space="preserve">Use a repetition structure to automate reading the lines from the file. </w:t>
-      </w:r>
-      <w:r>
-        <w:rPr>
-          <w:rFonts w:asciiTheme="minorHAnsi" w:hAnsiTheme="minorHAnsi" w:cs="Arial"/>
-          <w:lang w:eastAsia="en-GB"/>
-        </w:rPr>
-        <w:t>Consider what the difference is between using a for loop and a while loop.</w:t>
-      </w:r>
-    </w:p>
-    <w:p>
-      <w:pPr>
-        <w:ind w:left="720"/>
-        <w:rPr>
-          <w:rFonts w:asciiTheme="minorHAnsi" w:hAnsiTheme="minorHAnsi" w:cs="Arial"/>
-          <w:lang w:eastAsia="en-GB"/>
-        </w:rPr>
-      </w:pPr>
+        <w:ind w:hanging="425" w:start="709"/>
+        <w:rPr>
+          <w:rFonts w:ascii="Calibri" w:hAnsi="Calibri" w:cs="Arial" w:asciiTheme="minorHAnsi" w:hAnsiTheme="minorHAnsi"/>
+          <w:lang w:eastAsia="en-GB"/>
+        </w:rPr>
+      </w:pPr>
+      <w:r>
+        <w:rPr>
+          <w:rFonts w:cs="Arial" w:ascii="Calibri" w:hAnsi="Calibri" w:asciiTheme="minorHAnsi" w:hAnsiTheme="minorHAnsi"/>
+          <w:lang w:eastAsia="en-GB"/>
+        </w:rPr>
+        <w:t xml:space="preserve">Use a </w:t>
+      </w:r>
+      <w:r>
+        <w:rPr>
+          <w:rFonts w:cs="Arial" w:ascii="Calibri" w:hAnsi="Calibri" w:asciiTheme="minorHAnsi" w:hAnsiTheme="minorHAnsi"/>
+          <w:shd w:fill="FFFF00" w:val="clear"/>
+          <w:lang w:eastAsia="en-GB"/>
+        </w:rPr>
+        <w:t>repetition structure to automate</w:t>
+      </w:r>
+      <w:r>
+        <w:rPr>
+          <w:rFonts w:cs="Arial" w:ascii="Calibri" w:hAnsi="Calibri" w:asciiTheme="minorHAnsi" w:hAnsiTheme="minorHAnsi"/>
+          <w:lang w:eastAsia="en-GB"/>
+        </w:rPr>
+        <w:t xml:space="preserve"> reading the lines from the file. Consider what the difference is between using a for loop and a while loop.</w:t>
+      </w:r>
     </w:p>
     <w:p>
       <w:pPr>
         <w:pStyle w:val="ListParagraph"/>
         <w:numPr>
           <w:ilvl w:val="0"/>
-          <w:numId w:val="2"/>
+          <w:numId w:val="0"/>
         </w:numPr>
-        <w:rPr>
-          <w:rFonts w:asciiTheme="minorHAnsi" w:hAnsiTheme="minorHAnsi" w:cs="Arial"/>
-          <w:lang w:eastAsia="en-GB"/>
-        </w:rPr>
-      </w:pPr>
-      <w:r>
-        <w:rPr>
-          <w:rFonts w:asciiTheme="minorHAnsi" w:hAnsiTheme="minorHAnsi" w:cs="Arial"/>
-          <w:lang w:eastAsia="en-GB"/>
-        </w:rPr>
-        <w:t>Modify the code so that it uses functions instead of running sequentially. Think of what functions can be defined and define them.</w:t>
+        <w:ind w:hanging="0" w:start="284"/>
+        <w:rPr>
+          <w:rFonts w:ascii="Calibri" w:hAnsi="Calibri" w:cs="Arial" w:asciiTheme="minorHAnsi" w:hAnsiTheme="minorHAnsi"/>
+          <w:lang w:eastAsia="en-GB"/>
+        </w:rPr>
+      </w:pPr>
+      <w:r>
+        <w:rPr>
+          <w:rFonts w:cs="Arial" w:ascii="Calibri" w:hAnsi="Calibri"/>
+          <w:lang w:eastAsia="en-GB"/>
+        </w:rPr>
+        <w:t xml:space="preserve">       </w:t>
+      </w:r>
+      <w:r>
+        <w:rPr>
+          <w:rFonts w:cs="Arial" w:ascii="Calibri" w:hAnsi="Calibri"/>
+          <w:lang w:eastAsia="en-GB"/>
+        </w:rPr>
+        <w:t xml:space="preserve">- </w:t>
+      </w:r>
+      <w:r>
+        <w:rPr>
+          <w:rFonts w:cs="Arial" w:ascii="Calibri" w:hAnsi="Calibri"/>
+          <w:lang w:eastAsia="en-GB"/>
+        </w:rPr>
+        <w:t>For loop is more used in sequential code execution; while loop is more used in condition classification.</w:t>
       </w:r>
     </w:p>
     <w:p>
       <w:pPr>
-        <w:ind w:firstLine="720"/>
-        <w:rPr>
-          <w:rFonts w:asciiTheme="minorHAnsi" w:hAnsiTheme="minorHAnsi" w:cs="Arial"/>
-          <w:lang w:eastAsia="en-GB"/>
-        </w:rPr>
-      </w:pPr>
+        <w:pStyle w:val="Normal"/>
+        <w:ind w:start="720"/>
+        <w:rPr>
+          <w:rFonts w:ascii="Calibri" w:hAnsi="Calibri" w:cs="Arial" w:asciiTheme="minorHAnsi" w:hAnsiTheme="minorHAnsi"/>
+          <w:lang w:eastAsia="en-GB"/>
+        </w:rPr>
+      </w:pPr>
+      <w:r>
+        <w:rPr>
+          <w:rFonts w:cs="Arial" w:ascii="Calibri" w:hAnsi="Calibri"/>
+          <w:lang w:eastAsia="en-GB"/>
+        </w:rPr>
+      </w:r>
     </w:p>
     <w:p>
       <w:pPr>
         <w:pStyle w:val="ListParagraph"/>
         <w:numPr>
           <w:ilvl w:val="0"/>
-          <w:numId w:val="2"/>
+          <w:numId w:val="1"/>
         </w:numPr>
         <w:rPr>
-          <w:rFonts w:asciiTheme="minorHAnsi" w:hAnsiTheme="minorHAnsi" w:cs="Arial"/>
-          <w:lang w:eastAsia="en-GB"/>
-        </w:rPr>
-      </w:pPr>
-      <w:r>
-        <w:rPr>
-          <w:rFonts w:asciiTheme="minorHAnsi" w:hAnsiTheme="minorHAnsi" w:cs="Arial"/>
-          <w:lang w:eastAsia="en-GB"/>
-        </w:rPr>
-        <w:t xml:space="preserve">If there are multiple files in the directory where the source code is, modify the code so that the user gets to </w:t>
-      </w:r>
-      <w:r>
-        <w:rPr>
-          <w:rFonts w:asciiTheme="minorHAnsi" w:hAnsiTheme="minorHAnsi" w:cs="Arial"/>
-          <w:lang w:eastAsia="en-GB"/>
-        </w:rPr>
-        <w:t>decide which file the programme will operate on.</w:t>
+          <w:rFonts w:ascii="Calibri" w:hAnsi="Calibri" w:cs="Arial" w:asciiTheme="minorHAnsi" w:hAnsiTheme="minorHAnsi"/>
+          <w:lang w:eastAsia="en-GB"/>
+        </w:rPr>
+      </w:pPr>
+      <w:r>
+        <w:rPr>
+          <w:rFonts w:cs="Arial" w:ascii="Calibri" w:hAnsi="Calibri" w:asciiTheme="minorHAnsi" w:hAnsiTheme="minorHAnsi"/>
+          <w:lang w:eastAsia="en-GB"/>
+        </w:rPr>
+        <w:t>Modify the code so that</w:t>
+      </w:r>
+      <w:r>
+        <w:rPr>
+          <w:rFonts w:cs="Arial" w:ascii="Calibri" w:hAnsi="Calibri" w:asciiTheme="minorHAnsi" w:hAnsiTheme="minorHAnsi"/>
+          <w:shd w:fill="FFFF00" w:val="clear"/>
+          <w:lang w:eastAsia="en-GB"/>
+        </w:rPr>
+        <w:t xml:space="preserve"> it uses functions instead of running sequentially</w:t>
+      </w:r>
+      <w:r>
+        <w:rPr>
+          <w:rFonts w:cs="Arial" w:ascii="Calibri" w:hAnsi="Calibri" w:asciiTheme="minorHAnsi" w:hAnsiTheme="minorHAnsi"/>
+          <w:lang w:eastAsia="en-GB"/>
+        </w:rPr>
+        <w:t>. Think of what functions can be defined and define them.</w:t>
+        <w:br/>
+        <w:t xml:space="preserve">- </w:t>
+      </w:r>
+      <w:r>
+        <w:rPr>
+          <w:rFonts w:cs="Arial" w:ascii="Calibri" w:hAnsi="Calibri" w:asciiTheme="minorHAnsi" w:hAnsiTheme="minorHAnsi"/>
+          <w:lang w:eastAsia="en-GB"/>
+        </w:rPr>
+        <w:t>methods in week1(generate new file with square column added)</w:t>
+        <w:br/>
+        <w:t>- get file name from user input</w:t>
+        <w:br/>
+        <w:t>- arithmetic process(cast string to double then sqrt)</w:t>
+        <w:br/>
+        <w:t xml:space="preserve">- </w:t>
+      </w:r>
+      <w:r>
+        <w:rPr>
+          <w:rFonts w:cs="Arial" w:ascii="Calibri" w:hAnsi="Calibri" w:asciiTheme="minorHAnsi" w:hAnsiTheme="minorHAnsi"/>
+          <w:lang w:eastAsia="en-GB"/>
+        </w:rPr>
+        <w:t>repeating patterns(e.g. wrap red for cerr)</w:t>
       </w:r>
     </w:p>
     <w:p>
       <w:pPr>
-        <w:pStyle w:val="ListParagraph"/>
-        <w:rPr>
-          <w:rFonts w:asciiTheme="minorHAnsi" w:hAnsiTheme="minorHAnsi" w:cs="Arial"/>
-          <w:lang w:eastAsia="en-GB"/>
-        </w:rPr>
-      </w:pPr>
+        <w:pStyle w:val="Normal"/>
+        <w:ind w:firstLine="720"/>
+        <w:rPr>
+          <w:rFonts w:ascii="Calibri" w:hAnsi="Calibri" w:cs="Arial" w:asciiTheme="minorHAnsi" w:hAnsiTheme="minorHAnsi"/>
+          <w:lang w:eastAsia="en-GB"/>
+        </w:rPr>
+      </w:pPr>
+      <w:r>
+        <w:rPr>
+          <w:rFonts w:cs="Arial" w:ascii="Calibri" w:hAnsi="Calibri"/>
+          <w:lang w:eastAsia="en-GB"/>
+        </w:rPr>
+      </w:r>
     </w:p>
     <w:p>
       <w:pPr>
         <w:pStyle w:val="ListParagraph"/>
         <w:numPr>
           <w:ilvl w:val="0"/>
-          <w:numId w:val="2"/>
+          <w:numId w:val="1"/>
         </w:numPr>
         <w:rPr>
-          <w:rFonts w:asciiTheme="minorHAnsi" w:hAnsiTheme="minorHAnsi" w:cs="Arial"/>
-          <w:lang w:eastAsia="en-GB"/>
-        </w:rPr>
-      </w:pPr>
-      <w:r>
-        <w:rPr>
-          <w:rFonts w:asciiTheme="minorHAnsi" w:hAnsiTheme="minorHAnsi" w:cs="Arial"/>
-          <w:lang w:eastAsia="en-GB"/>
-        </w:rPr>
-        <w:t>Consider what potential errors can occur in your code if the user did not use it correctly or if something went wrong and handle these errors in your code.</w:t>
+          <w:rFonts w:ascii="Calibri" w:hAnsi="Calibri" w:cs="Arial" w:asciiTheme="minorHAnsi" w:hAnsiTheme="minorHAnsi"/>
+          <w:lang w:eastAsia="en-GB"/>
+        </w:rPr>
+      </w:pPr>
+      <w:r>
+        <w:rPr>
+          <w:rFonts w:cs="Arial" w:ascii="Calibri" w:hAnsi="Calibri" w:asciiTheme="minorHAnsi" w:hAnsiTheme="minorHAnsi"/>
+          <w:lang w:eastAsia="en-GB"/>
+        </w:rPr>
+        <w:t xml:space="preserve">If there are </w:t>
+      </w:r>
+      <w:r>
+        <w:rPr>
+          <w:rFonts w:cs="Arial" w:ascii="Calibri" w:hAnsi="Calibri" w:asciiTheme="minorHAnsi" w:hAnsiTheme="minorHAnsi"/>
+          <w:shd w:fill="FFFF00" w:val="clear"/>
+          <w:lang w:eastAsia="en-GB"/>
+        </w:rPr>
+        <w:t>multiple files in the directory</w:t>
+      </w:r>
+      <w:r>
+        <w:rPr>
+          <w:rFonts w:cs="Arial" w:ascii="Calibri" w:hAnsi="Calibri" w:asciiTheme="minorHAnsi" w:hAnsiTheme="minorHAnsi"/>
+          <w:lang w:eastAsia="en-GB"/>
+        </w:rPr>
+        <w:t xml:space="preserve"> where the source code is, modify the code so that </w:t>
+      </w:r>
+      <w:r>
+        <w:rPr>
+          <w:rFonts w:cs="Arial" w:ascii="Calibri" w:hAnsi="Calibri" w:asciiTheme="minorHAnsi" w:hAnsiTheme="minorHAnsi"/>
+          <w:shd w:fill="FFFF00" w:val="clear"/>
+          <w:lang w:eastAsia="en-GB"/>
+        </w:rPr>
+        <w:t xml:space="preserve">the user gets to decide which file </w:t>
+      </w:r>
+      <w:r>
+        <w:rPr>
+          <w:rFonts w:cs="Arial" w:ascii="Calibri" w:hAnsi="Calibri" w:asciiTheme="minorHAnsi" w:hAnsiTheme="minorHAnsi"/>
+          <w:lang w:eastAsia="en-GB"/>
+        </w:rPr>
+        <w:t>the programme will operate on.</w:t>
       </w:r>
     </w:p>
     <w:p>
       <w:pPr>
         <w:pStyle w:val="ListParagraph"/>
         <w:rPr>
-          <w:rFonts w:asciiTheme="minorHAnsi" w:hAnsiTheme="minorHAnsi" w:cs="Arial"/>
-          <w:lang w:eastAsia="en-GB"/>
-        </w:rPr>
-      </w:pPr>
+          <w:rFonts w:ascii="Calibri" w:hAnsi="Calibri" w:cs="Arial" w:asciiTheme="minorHAnsi" w:hAnsiTheme="minorHAnsi"/>
+          <w:lang w:eastAsia="en-GB"/>
+        </w:rPr>
+      </w:pPr>
+      <w:r>
+        <w:rPr>
+          <w:rFonts w:cs="Arial" w:ascii="Calibri" w:hAnsi="Calibri"/>
+          <w:lang w:eastAsia="en-GB"/>
+        </w:rPr>
+      </w:r>
     </w:p>
     <w:p>
       <w:pPr>
         <w:pStyle w:val="ListParagraph"/>
         <w:numPr>
           <w:ilvl w:val="0"/>
-          <w:numId w:val="2"/>
+          <w:numId w:val="1"/>
         </w:numPr>
         <w:rPr>
-          <w:rFonts w:asciiTheme="minorHAnsi" w:hAnsiTheme="minorHAnsi" w:cs="Arial"/>
-          <w:lang w:eastAsia="en-GB"/>
-        </w:rPr>
-      </w:pPr>
-      <w:r>
-        <w:rPr>
-          <w:rFonts w:asciiTheme="minorHAnsi" w:hAnsiTheme="minorHAnsi" w:cs="Arial"/>
-          <w:lang w:eastAsia="en-GB"/>
-        </w:rPr>
-        <w:t xml:space="preserve">Induces a situation where an error occurs inside a </w:t>
-      </w:r>
-      <w:proofErr w:type="gramStart"/>
-      <w:r>
-        <w:rPr>
-          <w:rFonts w:asciiTheme="minorHAnsi" w:hAnsiTheme="minorHAnsi" w:cs="Arial"/>
-          <w:lang w:eastAsia="en-GB"/>
-        </w:rPr>
-        <w:t>function, and</w:t>
-      </w:r>
-      <w:proofErr w:type="gramEnd"/>
-      <w:r>
-        <w:rPr>
-          <w:rFonts w:asciiTheme="minorHAnsi" w:hAnsiTheme="minorHAnsi" w:cs="Arial"/>
-          <w:lang w:eastAsia="en-GB"/>
-        </w:rPr>
-        <w:t xml:space="preserve"> explore how you can handle it. </w:t>
+          <w:rFonts w:ascii="Calibri" w:hAnsi="Calibri" w:cs="Arial" w:asciiTheme="minorHAnsi" w:hAnsiTheme="minorHAnsi"/>
+          <w:lang w:eastAsia="en-GB"/>
+        </w:rPr>
+      </w:pPr>
+      <w:r>
+        <w:rPr>
+          <w:rFonts w:cs="Arial" w:ascii="Calibri" w:hAnsi="Calibri" w:asciiTheme="minorHAnsi" w:hAnsiTheme="minorHAnsi"/>
+          <w:lang w:eastAsia="en-GB"/>
+        </w:rPr>
+        <w:t xml:space="preserve">Consider </w:t>
+      </w:r>
+      <w:r>
+        <w:rPr>
+          <w:rFonts w:cs="Arial" w:ascii="Calibri" w:hAnsi="Calibri" w:asciiTheme="minorHAnsi" w:hAnsiTheme="minorHAnsi"/>
+          <w:shd w:fill="FFFF00" w:val="clear"/>
+          <w:lang w:eastAsia="en-GB"/>
+        </w:rPr>
+        <w:t>what potential errors can occur</w:t>
+      </w:r>
+      <w:r>
+        <w:rPr>
+          <w:rFonts w:cs="Arial" w:ascii="Calibri" w:hAnsi="Calibri" w:asciiTheme="minorHAnsi" w:hAnsiTheme="minorHAnsi"/>
+          <w:lang w:eastAsia="en-GB"/>
+        </w:rPr>
+        <w:t xml:space="preserve"> in your code if the user did not use it correctly or if something went wrong and handle these errors in your code.</w:t>
+        <w:br/>
+        <w:t xml:space="preserve">- </w:t>
+      </w:r>
+      <w:r>
+        <w:rPr>
+          <w:rFonts w:cs="Arial" w:ascii="Calibri" w:hAnsi="Calibri" w:asciiTheme="minorHAnsi" w:hAnsiTheme="minorHAnsi"/>
+          <w:lang w:eastAsia="en-GB"/>
+        </w:rPr>
+        <w:t>If the file given does not exist, my program would throw an exception w/ 404 code, which would then be caught and print a red error line telling File Not Found.</w:t>
       </w:r>
     </w:p>
     <w:p>
       <w:pPr>
-        <w:rPr>
-          <w:rFonts w:asciiTheme="minorHAnsi" w:hAnsiTheme="minorHAnsi" w:cs="Arial"/>
-          <w:lang w:eastAsia="en-GB"/>
-        </w:rPr>
-      </w:pPr>
+        <w:pStyle w:val="ListParagraph"/>
+        <w:ind w:hanging="0" w:start="0"/>
+        <w:rPr>
+          <w:rFonts w:ascii="Calibri" w:hAnsi="Calibri" w:cs="Arial" w:asciiTheme="minorHAnsi" w:hAnsiTheme="minorHAnsi"/>
+          <w:lang w:eastAsia="en-GB"/>
+        </w:rPr>
+      </w:pPr>
+      <w:r>
+        <w:rPr>
+          <w:rFonts w:cs="Arial" w:ascii="Calibri" w:hAnsi="Calibri"/>
+          <w:lang w:eastAsia="en-GB"/>
+        </w:rPr>
+        <w:drawing>
+          <wp:anchor distT="0" distB="0" distL="0" distR="0" simplePos="0" relativeHeight="3" behindDoc="0" locked="0" layoutInCell="0" allowOverlap="1">
+            <wp:simplePos x="0" y="0"/>
+            <wp:positionH relativeFrom="column">
+              <wp:align>center</wp:align>
+            </wp:positionH>
+            <wp:positionV relativeFrom="paragraph">
+              <wp:posOffset>635</wp:posOffset>
+            </wp:positionV>
+            <wp:extent cx="5854700" cy="401955"/>
+            <wp:effectExtent l="0" t="0" r="0" b="0"/>
+            <wp:wrapSquare wrapText="largest"/>
+            <wp:docPr id="1" name="Image1"/>
+            <wp:cNvGraphicFramePr>
+              <a:graphicFrameLocks xmlns:a="http://schemas.openxmlformats.org/drawingml/2006/main" noChangeAspect="1"/>
+            </wp:cNvGraphicFramePr>
+            <a:graphic xmlns:a="http://schemas.openxmlformats.org/drawingml/2006/main">
+              <a:graphicData uri="http://schemas.openxmlformats.org/drawingml/2006/picture">
+                <pic:pic xmlns:pic="http://schemas.openxmlformats.org/drawingml/2006/picture">
+                  <pic:nvPicPr>
+                    <pic:cNvPr id="1" name="Image1"/>
+                    <pic:cNvPicPr>
+                      <a:picLocks noChangeAspect="1" noChangeArrowheads="1"/>
+                    </pic:cNvPicPr>
+                  </pic:nvPicPr>
+                  <pic:blipFill>
+                    <a:blip r:embed="rId2"/>
+                    <a:stretch>
+                      <a:fillRect/>
+                    </a:stretch>
+                  </pic:blipFill>
+                  <pic:spPr bwMode="auto">
+                    <a:xfrm>
+                      <a:off x="0" y="0"/>
+                      <a:ext cx="5854700" cy="401955"/>
+                    </a:xfrm>
+                    <a:prstGeom prst="rect">
+                      <a:avLst/>
+                    </a:prstGeom>
+                    <a:noFill/>
+                  </pic:spPr>
+                </pic:pic>
+              </a:graphicData>
+            </a:graphic>
+          </wp:anchor>
+        </w:drawing>
+      </w:r>
     </w:p>
     <w:p>
       <w:pPr>
-        <w:rPr>
-          <w:rFonts w:asciiTheme="minorHAnsi" w:hAnsiTheme="minorHAnsi"/>
-        </w:rPr>
-      </w:pPr>
+        <w:pStyle w:val="ListParagraph"/>
+        <w:numPr>
+          <w:ilvl w:val="0"/>
+          <w:numId w:val="1"/>
+        </w:numPr>
+        <w:rPr>
+          <w:rFonts w:ascii="Calibri" w:hAnsi="Calibri" w:cs="Arial" w:asciiTheme="minorHAnsi" w:hAnsiTheme="minorHAnsi"/>
+          <w:lang w:eastAsia="en-GB"/>
+        </w:rPr>
+      </w:pPr>
+      <w:r>
+        <w:rPr>
+          <w:rFonts w:cs="Arial" w:ascii="Calibri" w:hAnsi="Calibri" w:asciiTheme="minorHAnsi" w:hAnsiTheme="minorHAnsi"/>
+          <w:lang w:eastAsia="en-GB"/>
+        </w:rPr>
+        <w:t xml:space="preserve">Induces a situation where an error occurs inside a function, and explore how you can handle it. </w:t>
+      </w:r>
     </w:p>
     <w:p>
       <w:pPr>
-        <w:rPr>
-          <w:rFonts w:asciiTheme="minorHAnsi" w:hAnsiTheme="minorHAnsi"/>
-        </w:rPr>
-      </w:pPr>
-    </w:p>
-    <w:p>
-      <w:pPr>
-        <w:rPr>
-          <w:rFonts w:asciiTheme="minorHAnsi" w:hAnsiTheme="minorHAnsi"/>
-        </w:rPr>
-      </w:pPr>
+        <w:pStyle w:val="Normal"/>
+        <w:rPr>
+          <w:rFonts w:ascii="Calibri" w:hAnsi="Calibri" w:cs="Arial" w:asciiTheme="minorHAnsi" w:hAnsiTheme="minorHAnsi"/>
+          <w:lang w:eastAsia="en-GB"/>
+        </w:rPr>
+      </w:pPr>
+      <w:r>
+        <w:rPr>
+          <w:rFonts w:cs="Arial" w:ascii="Calibri" w:hAnsi="Calibri"/>
+          <w:lang w:eastAsia="en-GB"/>
+        </w:rPr>
+        <w:tab/>
+        <w:t xml:space="preserve">- </w:t>
+      </w:r>
+      <w:r>
+        <w:rPr>
+          <w:rFonts w:cs="Arial" w:ascii="Calibri" w:hAnsi="Calibri"/>
+          <w:lang w:eastAsia="en-GB"/>
+        </w:rPr>
+        <w:t>idk</w:t>
+      </w:r>
     </w:p>
     <w:sectPr>
-      <w:headerReference w:type="even" r:id="rId8"/>
-      <w:headerReference w:type="default" r:id="rId9"/>
-      <w:footerReference w:type="even" r:id="rId10"/>
-      <w:footerReference w:type="default" r:id="rId11"/>
-      <w:headerReference w:type="first" r:id="rId12"/>
-      <w:footerReference w:type="first" r:id="rId13"/>
-      <w:pgSz w:w="11900" w:h="16840"/>
-      <w:pgMar w:top="2242" w:right="1268" w:bottom="1440" w:left="1418" w:header="708" w:footer="708" w:gutter="0"/>
-      <w:cols w:space="708"/>
+      <w:headerReference w:type="even" r:id="rId3"/>
+      <w:headerReference w:type="default" r:id="rId4"/>
+      <w:headerReference w:type="first" r:id="rId5"/>
+      <w:footerReference w:type="even" r:id="rId6"/>
+      <w:footerReference w:type="default" r:id="rId7"/>
+      <w:footerReference w:type="first" r:id="rId8"/>
+      <w:type w:val="nextPage"/>
+      <w:pgSz w:w="11906" w:h="16838"/>
+      <w:pgMar w:left="1418" w:right="1268" w:gutter="0" w:header="708" w:top="2242" w:footer="708" w:bottom="1440"/>
+      <w:pgNumType w:fmt="decimal"/>
+      <w:formProt w:val="false"/>
+      <w:textDirection w:val="lrTb"/>
+      <w:docGrid w:type="default" w:linePitch="100" w:charSpace="0"/>
     </w:sectPr>
   </w:body>
 </w:document>
 </file>
 
-<file path=word/endnotes.xml><?xml version="1.0" encoding="utf-8"?>
-<w:endnotes xmlns:wpc="http://schemas.microsoft.com/office/word/2010/wordprocessingCanvas" xmlns:cx="http://schemas.microsoft.com/office/drawing/2014/chartex" xmlns:cx1="http://schemas.microsoft.com/office/drawing/2015/9/8/chartex" xmlns:cx2="http://schemas.microsoft.com/office/drawing/2015/10/21/chartex" xmlns:cx3="http://schemas.microsoft.com/office/drawing/2016/5/9/chartex" xmlns:cx4="http://schemas.microsoft.com/office/drawing/2016/5/10/chartex" xmlns:cx5="http://schemas.microsoft.com/office/drawing/2016/5/11/chartex" xmlns:cx6="http://schemas.microsoft.com/office/drawing/2016/5/12/chartex" xmlns:cx7="http://schemas.microsoft.com/office/drawing/2016/5/13/chartex" xmlns:cx8="http://schemas.microsoft.com/office/drawing/2016/5/14/chartex" xmlns:mc="http://schemas.openxmlformats.org/markup-compatibility/2006" xmlns:aink="http://schemas.microsoft.com/office/drawing/2016/ink" xmlns:am3d="http://schemas.microsoft.com/office/drawing/2017/model3d" xmlns:o="urn:schemas-microsoft-com:office:office" xmlns:oel="http://schemas.microsoft.com/office/2019/extlst" xmlns:r="http://schemas.openxmlformats.org/officeDocument/2006/relationships" xmlns:m="http://schemas.openxmlformats.org/officeDocument/2006/math" xmlns:v="urn:schemas-microsoft-com:vml" xmlns:wp14="http://schemas.microsoft.com/office/word/2010/wordprocessingDrawing" xmlns:wp="http://schemas.openxmlformats.org/drawingml/2006/wordprocessingDrawing" xmlns:w10="urn:schemas-microsoft-com:office:word" xmlns:w="http://schemas.openxmlformats.org/wordprocessingml/2006/main" xmlns:w14="http://schemas.microsoft.com/office/word/2010/wordml" xmlns:w15="http://schemas.microsoft.com/office/word/2012/wordml" xmlns:w16cex="http://schemas.microsoft.com/office/word/2018/wordml/cex" xmlns:w16cid="http://schemas.microsoft.com/office/word/2016/wordml/cid" xmlns:w16="http://schemas.microsoft.com/office/word/2018/wordml" xmlns:w16du="http://schemas.microsoft.com/office/word/2023/wordml/word16du" xmlns:w16sdtdh="http://schemas.microsoft.com/office/word/2020/wordml/sdtdatahash" xmlns:w16sdtfl="http://schemas.microsoft.com/office/word/2024/wordml/sdtformatlock" xmlns:w16se="http://schemas.microsoft.com/office/word/2015/wordml/symex" xmlns:wpg="http://schemas.microsoft.com/office/word/2010/wordprocessingGroup" xmlns:wpi="http://schemas.microsoft.com/office/word/2010/wordprocessingInk" xmlns:wne="http://schemas.microsoft.com/office/word/2006/wordml" xmlns:wps="http://schemas.microsoft.com/office/word/2010/wordprocessingShape" mc:Ignorable="w14 w15 w16se w16cid w16 w16cex w16sdtdh w16sdtfl w16du wp14">
-  <w:endnote w:type="separator" w:id="-1">
-    <w:p>
-      <w:r>
-        <w:separator/>
-      </w:r>
-    </w:p>
-  </w:endnote>
-  <w:endnote w:type="continuationSeparator" w:id="0">
-    <w:p>
-      <w:r>
-        <w:continuationSeparator/>
-      </w:r>
-    </w:p>
-  </w:endnote>
-</w:endnotes>
-</file>
-
 <file path=word/footer1.xml><?xml version="1.0" encoding="utf-8"?>
-<w:ftr xmlns:wpc="http://schemas.microsoft.com/office/word/2010/wordprocessingCanvas" xmlns:cx="http://schemas.microsoft.com/office/drawing/2014/chartex" xmlns:cx1="http://schemas.microsoft.com/office/drawing/2015/9/8/chartex" xmlns:cx2="http://schemas.microsoft.com/office/drawing/2015/10/21/chartex" xmlns:cx3="http://schemas.microsoft.com/office/drawing/2016/5/9/chartex" xmlns:cx4="http://schemas.microsoft.com/office/drawing/2016/5/10/chartex" xmlns:cx5="http://schemas.microsoft.com/office/drawing/2016/5/11/chartex" xmlns:cx6="http://schemas.microsoft.com/office/drawing/2016/5/12/chartex" xmlns:cx7="http://schemas.microsoft.com/office/drawing/2016/5/13/chartex" xmlns:cx8="http://schemas.microsoft.com/office/drawing/2016/5/14/chartex" xmlns:mc="http://schemas.openxmlformats.org/markup-compatibility/2006" xmlns:aink="http://schemas.microsoft.com/office/drawing/2016/ink" xmlns:am3d="http://schemas.microsoft.com/office/drawing/2017/model3d" xmlns:o="urn:schemas-microsoft-com:office:office" xmlns:oel="http://schemas.microsoft.com/office/2019/extlst" xmlns:r="http://schemas.openxmlformats.org/officeDocument/2006/relationships" xmlns:m="http://schemas.openxmlformats.org/officeDocument/2006/math" xmlns:v="urn:schemas-microsoft-com:vml" xmlns:wp14="http://schemas.microsoft.com/office/word/2010/wordprocessingDrawing" xmlns:wp="http://schemas.openxmlformats.org/drawingml/2006/wordprocessingDrawing" xmlns:w10="urn:schemas-microsoft-com:office:word" xmlns:w="http://schemas.openxmlformats.org/wordprocessingml/2006/main" xmlns:w14="http://schemas.microsoft.com/office/word/2010/wordml" xmlns:w15="http://schemas.microsoft.com/office/word/2012/wordml" xmlns:w16cex="http://schemas.microsoft.com/office/word/2018/wordml/cex" xmlns:w16cid="http://schemas.microsoft.com/office/word/2016/wordml/cid" xmlns:w16="http://schemas.microsoft.com/office/word/2018/wordml" xmlns:w16du="http://schemas.microsoft.com/office/word/2023/wordml/word16du" xmlns:w16sdtdh="http://schemas.microsoft.com/office/word/2020/wordml/sdtdatahash" xmlns:w16sdtfl="http://schemas.microsoft.com/office/word/2024/wordml/sdtformatlock" xmlns:w16se="http://schemas.microsoft.com/office/word/2015/wordml/symex" xmlns:wpg="http://schemas.microsoft.com/office/word/2010/wordprocessingGroup" xmlns:wpi="http://schemas.microsoft.com/office/word/2010/wordprocessingInk" xmlns:wne="http://schemas.microsoft.com/office/word/2006/wordml" xmlns:wps="http://schemas.microsoft.com/office/word/2010/wordprocessingShape" mc:Ignorable="w14 w15 w16se w16cid w16 w16cex w16sdtdh w16sdtfl w16du wp14">
+<w:ftr xmlns:o="urn:schemas-microsoft-com:office:office" xmlns:r="http://schemas.openxmlformats.org/officeDocument/2006/relationships" xmlns:v="urn:schemas-microsoft-com:vml" xmlns:w="http://schemas.openxmlformats.org/wordprocessingml/2006/main" xmlns:w10="urn:schemas-microsoft-com:office:word" xmlns:wp="http://schemas.openxmlformats.org/drawingml/2006/wordprocessingDrawing" xmlns:pic="http://schemas.openxmlformats.org/drawingml/2006/picture" xmlns:wps="http://schemas.microsoft.com/office/word/2010/wordprocessingShape" xmlns:wpg="http://schemas.microsoft.com/office/word/2010/wordprocessingGroup" xmlns:mc="http://schemas.openxmlformats.org/markup-compatibility/2006" xmlns:wp14="http://schemas.microsoft.com/office/word/2010/wordprocessingDrawing" xmlns:w14="http://schemas.microsoft.com/office/word/2010/wordml" xmlns:w15="http://schemas.microsoft.com/office/word/2012/wordml" mc:Ignorable="w14 wp14 w15">
   <w:p>
     <w:pPr>
       <w:pStyle w:val="Footer"/>
+      <w:rPr/>
     </w:pPr>
+    <w:r>
+      <w:rPr/>
+    </w:r>
   </w:p>
 </w:ftr>
 </file>
 
 <file path=word/footer2.xml><?xml version="1.0" encoding="utf-8"?>
-<w:ftr xmlns:wpc="http://schemas.microsoft.com/office/word/2010/wordprocessingCanvas" xmlns:cx="http://schemas.microsoft.com/office/drawing/2014/chartex" xmlns:cx1="http://schemas.microsoft.com/office/drawing/2015/9/8/chartex" xmlns:cx2="http://schemas.microsoft.com/office/drawing/2015/10/21/chartex" xmlns:cx3="http://schemas.microsoft.com/office/drawing/2016/5/9/chartex" xmlns:cx4="http://schemas.microsoft.com/office/drawing/2016/5/10/chartex" xmlns:cx5="http://schemas.microsoft.com/office/drawing/2016/5/11/chartex" xmlns:cx6="http://schemas.microsoft.com/office/drawing/2016/5/12/chartex" xmlns:cx7="http://schemas.microsoft.com/office/drawing/2016/5/13/chartex" xmlns:cx8="http://schemas.microsoft.com/office/drawing/2016/5/14/chartex" xmlns:mc="http://schemas.openxmlformats.org/markup-compatibility/2006" xmlns:aink="http://schemas.microsoft.com/office/drawing/2016/ink" xmlns:am3d="http://schemas.microsoft.com/office/drawing/2017/model3d" xmlns:o="urn:schemas-microsoft-com:office:office" xmlns:oel="http://schemas.microsoft.com/office/2019/extlst" xmlns:r="http://schemas.openxmlformats.org/officeDocument/2006/relationships" xmlns:m="http://schemas.openxmlformats.org/officeDocument/2006/math" xmlns:v="urn:schemas-microsoft-com:vml" xmlns:wp14="http://schemas.microsoft.com/office/word/2010/wordprocessingDrawing" xmlns:wp="http://schemas.openxmlformats.org/drawingml/2006/wordprocessingDrawing" xmlns:w10="urn:schemas-microsoft-com:office:word" xmlns:w="http://schemas.openxmlformats.org/wordprocessingml/2006/main" xmlns:w14="http://schemas.microsoft.com/office/word/2010/wordml" xmlns:w15="http://schemas.microsoft.com/office/word/2012/wordml" xmlns:w16cex="http://schemas.microsoft.com/office/word/2018/wordml/cex" xmlns:w16cid="http://schemas.microsoft.com/office/word/2016/wordml/cid" xmlns:w16="http://schemas.microsoft.com/office/word/2018/wordml" xmlns:w16du="http://schemas.microsoft.com/office/word/2023/wordml/word16du" xmlns:w16sdtdh="http://schemas.microsoft.com/office/word/2020/wordml/sdtdatahash" xmlns:w16sdtfl="http://schemas.microsoft.com/office/word/2024/wordml/sdtformatlock" xmlns:w16se="http://schemas.microsoft.com/office/word/2015/wordml/symex" xmlns:wpg="http://schemas.microsoft.com/office/word/2010/wordprocessingGroup" xmlns:wpi="http://schemas.microsoft.com/office/word/2010/wordprocessingInk" xmlns:wne="http://schemas.microsoft.com/office/word/2006/wordml" xmlns:wps="http://schemas.microsoft.com/office/word/2010/wordprocessingShape" mc:Ignorable="w14 w15 w16se w16cid w16 w16cex w16sdtdh w16sdtfl w16du wp14">
+<w:ftr xmlns:o="urn:schemas-microsoft-com:office:office" xmlns:r="http://schemas.openxmlformats.org/officeDocument/2006/relationships" xmlns:v="urn:schemas-microsoft-com:vml" xmlns:w="http://schemas.openxmlformats.org/wordprocessingml/2006/main" xmlns:w10="urn:schemas-microsoft-com:office:word" xmlns:wp="http://schemas.openxmlformats.org/drawingml/2006/wordprocessingDrawing" xmlns:pic="http://schemas.openxmlformats.org/drawingml/2006/picture" xmlns:wps="http://schemas.microsoft.com/office/word/2010/wordprocessingShape" xmlns:wpg="http://schemas.microsoft.com/office/word/2010/wordprocessingGroup" xmlns:mc="http://schemas.openxmlformats.org/markup-compatibility/2006" xmlns:wp14="http://schemas.microsoft.com/office/word/2010/wordprocessingDrawing" xmlns:w14="http://schemas.microsoft.com/office/word/2010/wordml" xmlns:w15="http://schemas.microsoft.com/office/word/2012/wordml" mc:Ignorable="w14 wp14 w15">
   <w:sdt>
     <w:sdtPr>
       <w:id w:val="-1461412493"/>
       <w:docPartObj>
         <w:docPartGallery w:val="Page Numbers (Bottom of Page)"/>
-        <w:docPartUnique/>
+        <w:docPartUnique w:val="true"/>
       </w:docPartObj>
     </w:sdtPr>
-    <w:sdtEndPr>
-      <w:rPr>
-        <w:rFonts w:asciiTheme="minorHAnsi" w:hAnsiTheme="minorHAnsi"/>
-        <w:noProof/>
-        <w:sz w:val="20"/>
-        <w:szCs w:val="20"/>
-      </w:rPr>
-    </w:sdtEndPr>
     <w:sdtContent>
       <w:p>
         <w:pPr>
           <w:pStyle w:val="Footer"/>
-          <w:jc w:val="right"/>
+          <w:jc w:val="end"/>
+          <w:rPr/>
         </w:pPr>
         <w:r>
           <w:rPr>
-            <w:rFonts w:asciiTheme="minorHAnsi" w:hAnsiTheme="minorHAnsi"/>
+            <w:rFonts w:ascii="Calibri" w:hAnsi="Calibri" w:asciiTheme="minorHAnsi" w:hAnsiTheme="minorHAnsi"/>
             <w:sz w:val="22"/>
             <w:szCs w:val="22"/>
           </w:rPr>
-          <w:t>20</w:t>
-        </w:r>
-        <w:r>
-          <w:rPr>
-            <w:rFonts w:asciiTheme="minorHAnsi" w:hAnsiTheme="minorHAnsi"/>
-            <w:sz w:val="22"/>
-            <w:szCs w:val="22"/>
-          </w:rPr>
-          <w:t>2</w:t>
-        </w:r>
-        <w:r>
-          <w:rPr>
-            <w:rFonts w:asciiTheme="minorHAnsi" w:hAnsiTheme="minorHAnsi"/>
-            <w:sz w:val="22"/>
-            <w:szCs w:val="22"/>
-          </w:rPr>
-          <w:t>6</w:t>
-        </w:r>
-        <w:r>
-          <w:rPr>
-            <w:rFonts w:asciiTheme="minorHAnsi" w:hAnsiTheme="minorHAnsi"/>
-            <w:sz w:val="22"/>
-            <w:szCs w:val="22"/>
-          </w:rPr>
-          <w:t>/</w:t>
-        </w:r>
-        <w:r>
-          <w:rPr>
-            <w:rFonts w:asciiTheme="minorHAnsi" w:hAnsiTheme="minorHAnsi"/>
-            <w:sz w:val="22"/>
-            <w:szCs w:val="22"/>
-          </w:rPr>
-          <w:t>2</w:t>
-        </w:r>
-        <w:r>
-          <w:rPr>
-            <w:rFonts w:asciiTheme="minorHAnsi" w:hAnsiTheme="minorHAnsi"/>
-            <w:sz w:val="22"/>
-            <w:szCs w:val="22"/>
-          </w:rPr>
-          <w:t>7</w:t>
-        </w:r>
-        <w:r>
-          <w:rPr>
-            <w:rFonts w:asciiTheme="minorHAnsi" w:hAnsiTheme="minorHAnsi"/>
-            <w:sz w:val="22"/>
-            <w:szCs w:val="22"/>
-          </w:rPr>
+          <w:t>2026/27</w:t>
           <w:tab/>
-          <w:t>E</w:t>
-        </w:r>
-        <w:r>
-          <w:rPr>
-            <w:rFonts w:asciiTheme="minorHAnsi" w:hAnsiTheme="minorHAnsi"/>
-            <w:sz w:val="22"/>
-            <w:szCs w:val="22"/>
-          </w:rPr>
-          <w:t>LEC362 - Application Development using C++</w:t>
-        </w:r>
-        <w:r>
-          <w:rPr>
-            <w:rFonts w:asciiTheme="minorHAnsi" w:hAnsiTheme="minorHAnsi"/>
-            <w:sz w:val="22"/>
-            <w:szCs w:val="22"/>
-          </w:rPr>
+          <w:t>ELEC362 - Application Development using C++</w:t>
           <w:tab/>
         </w:r>
         <w:r>
           <w:rPr>
-            <w:rFonts w:asciiTheme="minorHAnsi" w:hAnsiTheme="minorHAnsi"/>
+            <w:rFonts w:ascii="Calibri" w:hAnsi="Calibri" w:asciiTheme="minorHAnsi" w:hAnsiTheme="minorHAnsi"/>
             <w:sz w:val="20"/>
             <w:szCs w:val="20"/>
           </w:rPr>
@@ -443,15 +512,15 @@
         </w:r>
         <w:r>
           <w:rPr>
-            <w:rFonts w:asciiTheme="minorHAnsi" w:hAnsiTheme="minorHAnsi"/>
+            <w:rFonts w:ascii="Calibri" w:hAnsi="Calibri"/>
             <w:sz w:val="20"/>
             <w:szCs w:val="20"/>
           </w:rPr>
-          <w:instrText xml:space="preserve"> PAGE   \* MERGEFORMAT </w:instrText>
+          <w:instrText xml:space="preserve"> PAGE </w:instrText>
         </w:r>
         <w:r>
           <w:rPr>
-            <w:rFonts w:asciiTheme="minorHAnsi" w:hAnsiTheme="minorHAnsi"/>
+            <w:rFonts w:ascii="Calibri" w:hAnsi="Calibri"/>
             <w:sz w:val="20"/>
             <w:szCs w:val="20"/>
           </w:rPr>
@@ -459,8 +528,7 @@
         </w:r>
         <w:r>
           <w:rPr>
-            <w:rFonts w:asciiTheme="minorHAnsi" w:hAnsiTheme="minorHAnsi"/>
-            <w:noProof/>
+            <w:rFonts w:ascii="Calibri" w:hAnsi="Calibri"/>
             <w:sz w:val="20"/>
             <w:szCs w:val="20"/>
           </w:rPr>
@@ -468,8 +536,7 @@
         </w:r>
         <w:r>
           <w:rPr>
-            <w:rFonts w:asciiTheme="minorHAnsi" w:hAnsiTheme="minorHAnsi"/>
-            <w:noProof/>
+            <w:rFonts w:ascii="Calibri" w:hAnsi="Calibri"/>
             <w:sz w:val="20"/>
             <w:szCs w:val="20"/>
           </w:rPr>
@@ -482,65 +549,113 @@
 </file>
 
 <file path=word/footer3.xml><?xml version="1.0" encoding="utf-8"?>
-<w:ftr xmlns:wpc="http://schemas.microsoft.com/office/word/2010/wordprocessingCanvas" xmlns:cx="http://schemas.microsoft.com/office/drawing/2014/chartex" xmlns:cx1="http://schemas.microsoft.com/office/drawing/2015/9/8/chartex" xmlns:cx2="http://schemas.microsoft.com/office/drawing/2015/10/21/chartex" xmlns:cx3="http://schemas.microsoft.com/office/drawing/2016/5/9/chartex" xmlns:cx4="http://schemas.microsoft.com/office/drawing/2016/5/10/chartex" xmlns:cx5="http://schemas.microsoft.com/office/drawing/2016/5/11/chartex" xmlns:cx6="http://schemas.microsoft.com/office/drawing/2016/5/12/chartex" xmlns:cx7="http://schemas.microsoft.com/office/drawing/2016/5/13/chartex" xmlns:cx8="http://schemas.microsoft.com/office/drawing/2016/5/14/chartex" xmlns:mc="http://schemas.openxmlformats.org/markup-compatibility/2006" xmlns:aink="http://schemas.microsoft.com/office/drawing/2016/ink" xmlns:am3d="http://schemas.microsoft.com/office/drawing/2017/model3d" xmlns:o="urn:schemas-microsoft-com:office:office" xmlns:oel="http://schemas.microsoft.com/office/2019/extlst" xmlns:r="http://schemas.openxmlformats.org/officeDocument/2006/relationships" xmlns:m="http://schemas.openxmlformats.org/officeDocument/2006/math" xmlns:v="urn:schemas-microsoft-com:vml" xmlns:wp14="http://schemas.microsoft.com/office/word/2010/wordprocessingDrawing" xmlns:wp="http://schemas.openxmlformats.org/drawingml/2006/wordprocessingDrawing" xmlns:w10="urn:schemas-microsoft-com:office:word" xmlns:w="http://schemas.openxmlformats.org/wordprocessingml/2006/main" xmlns:w14="http://schemas.microsoft.com/office/word/2010/wordml" xmlns:w15="http://schemas.microsoft.com/office/word/2012/wordml" xmlns:w16cex="http://schemas.microsoft.com/office/word/2018/wordml/cex" xmlns:w16cid="http://schemas.microsoft.com/office/word/2016/wordml/cid" xmlns:w16="http://schemas.microsoft.com/office/word/2018/wordml" xmlns:w16du="http://schemas.microsoft.com/office/word/2023/wordml/word16du" xmlns:w16sdtdh="http://schemas.microsoft.com/office/word/2020/wordml/sdtdatahash" xmlns:w16sdtfl="http://schemas.microsoft.com/office/word/2024/wordml/sdtformatlock" xmlns:w16se="http://schemas.microsoft.com/office/word/2015/wordml/symex" xmlns:wpg="http://schemas.microsoft.com/office/word/2010/wordprocessingGroup" xmlns:wpi="http://schemas.microsoft.com/office/word/2010/wordprocessingInk" xmlns:wne="http://schemas.microsoft.com/office/word/2006/wordml" xmlns:wps="http://schemas.microsoft.com/office/word/2010/wordprocessingShape" mc:Ignorable="w14 w15 w16se w16cid w16 w16cex w16sdtdh w16sdtfl w16du wp14">
-  <w:p>
-    <w:pPr>
-      <w:pStyle w:val="Footer"/>
-    </w:pPr>
-  </w:p>
+<w:ftr xmlns:o="urn:schemas-microsoft-com:office:office" xmlns:r="http://schemas.openxmlformats.org/officeDocument/2006/relationships" xmlns:v="urn:schemas-microsoft-com:vml" xmlns:w="http://schemas.openxmlformats.org/wordprocessingml/2006/main" xmlns:w10="urn:schemas-microsoft-com:office:word" xmlns:wp="http://schemas.openxmlformats.org/drawingml/2006/wordprocessingDrawing" xmlns:pic="http://schemas.openxmlformats.org/drawingml/2006/picture" xmlns:wps="http://schemas.microsoft.com/office/word/2010/wordprocessingShape" xmlns:wpg="http://schemas.microsoft.com/office/word/2010/wordprocessingGroup" xmlns:mc="http://schemas.openxmlformats.org/markup-compatibility/2006" xmlns:wp14="http://schemas.microsoft.com/office/word/2010/wordprocessingDrawing" xmlns:w14="http://schemas.microsoft.com/office/word/2010/wordml" xmlns:w15="http://schemas.microsoft.com/office/word/2012/wordml" mc:Ignorable="w14 wp14 w15">
+  <w:sdt>
+    <w:sdtPr>
+      <w:id w:val="-1461412493"/>
+      <w:docPartObj>
+        <w:docPartGallery w:val="Page Numbers (Bottom of Page)"/>
+        <w:docPartUnique w:val="true"/>
+      </w:docPartObj>
+    </w:sdtPr>
+    <w:sdtContent>
+      <w:p>
+        <w:pPr>
+          <w:pStyle w:val="Footer"/>
+          <w:jc w:val="end"/>
+          <w:rPr/>
+        </w:pPr>
+        <w:r>
+          <w:rPr>
+            <w:rFonts w:ascii="Calibri" w:hAnsi="Calibri" w:asciiTheme="minorHAnsi" w:hAnsiTheme="minorHAnsi"/>
+            <w:sz w:val="22"/>
+            <w:szCs w:val="22"/>
+          </w:rPr>
+          <w:t>2026/27</w:t>
+          <w:tab/>
+          <w:t>ELEC362 - Application Development using C++</w:t>
+          <w:tab/>
+        </w:r>
+        <w:r>
+          <w:rPr>
+            <w:rFonts w:ascii="Calibri" w:hAnsi="Calibri" w:asciiTheme="minorHAnsi" w:hAnsiTheme="minorHAnsi"/>
+            <w:sz w:val="20"/>
+            <w:szCs w:val="20"/>
+          </w:rPr>
+          <w:fldChar w:fldCharType="begin"/>
+        </w:r>
+        <w:r>
+          <w:rPr>
+            <w:rFonts w:ascii="Calibri" w:hAnsi="Calibri"/>
+            <w:sz w:val="20"/>
+            <w:szCs w:val="20"/>
+          </w:rPr>
+          <w:instrText xml:space="preserve"> PAGE </w:instrText>
+        </w:r>
+        <w:r>
+          <w:rPr>
+            <w:rFonts w:ascii="Calibri" w:hAnsi="Calibri"/>
+            <w:sz w:val="20"/>
+            <w:szCs w:val="20"/>
+          </w:rPr>
+          <w:fldChar w:fldCharType="separate"/>
+        </w:r>
+        <w:r>
+          <w:rPr>
+            <w:rFonts w:ascii="Calibri" w:hAnsi="Calibri"/>
+            <w:sz w:val="20"/>
+            <w:szCs w:val="20"/>
+          </w:rPr>
+          <w:t>1</w:t>
+        </w:r>
+        <w:r>
+          <w:rPr>
+            <w:rFonts w:ascii="Calibri" w:hAnsi="Calibri"/>
+            <w:sz w:val="20"/>
+            <w:szCs w:val="20"/>
+          </w:rPr>
+          <w:fldChar w:fldCharType="end"/>
+        </w:r>
+      </w:p>
+    </w:sdtContent>
+  </w:sdt>
 </w:ftr>
 </file>
 
-<file path=word/footnotes.xml><?xml version="1.0" encoding="utf-8"?>
-<w:footnotes xmlns:wpc="http://schemas.microsoft.com/office/word/2010/wordprocessingCanvas" xmlns:cx="http://schemas.microsoft.com/office/drawing/2014/chartex" xmlns:cx1="http://schemas.microsoft.com/office/drawing/2015/9/8/chartex" xmlns:cx2="http://schemas.microsoft.com/office/drawing/2015/10/21/chartex" xmlns:cx3="http://schemas.microsoft.com/office/drawing/2016/5/9/chartex" xmlns:cx4="http://schemas.microsoft.com/office/drawing/2016/5/10/chartex" xmlns:cx5="http://schemas.microsoft.com/office/drawing/2016/5/11/chartex" xmlns:cx6="http://schemas.microsoft.com/office/drawing/2016/5/12/chartex" xmlns:cx7="http://schemas.microsoft.com/office/drawing/2016/5/13/chartex" xmlns:cx8="http://schemas.microsoft.com/office/drawing/2016/5/14/chartex" xmlns:mc="http://schemas.openxmlformats.org/markup-compatibility/2006" xmlns:aink="http://schemas.microsoft.com/office/drawing/2016/ink" xmlns:am3d="http://schemas.microsoft.com/office/drawing/2017/model3d" xmlns:o="urn:schemas-microsoft-com:office:office" xmlns:oel="http://schemas.microsoft.com/office/2019/extlst" xmlns:r="http://schemas.openxmlformats.org/officeDocument/2006/relationships" xmlns:m="http://schemas.openxmlformats.org/officeDocument/2006/math" xmlns:v="urn:schemas-microsoft-com:vml" xmlns:wp14="http://schemas.microsoft.com/office/word/2010/wordprocessingDrawing" xmlns:wp="http://schemas.openxmlformats.org/drawingml/2006/wordprocessingDrawing" xmlns:w10="urn:schemas-microsoft-com:office:word" xmlns:w="http://schemas.openxmlformats.org/wordprocessingml/2006/main" xmlns:w14="http://schemas.microsoft.com/office/word/2010/wordml" xmlns:w15="http://schemas.microsoft.com/office/word/2012/wordml" xmlns:w16cex="http://schemas.microsoft.com/office/word/2018/wordml/cex" xmlns:w16cid="http://schemas.microsoft.com/office/word/2016/wordml/cid" xmlns:w16="http://schemas.microsoft.com/office/word/2018/wordml" xmlns:w16du="http://schemas.microsoft.com/office/word/2023/wordml/word16du" xmlns:w16sdtdh="http://schemas.microsoft.com/office/word/2020/wordml/sdtdatahash" xmlns:w16sdtfl="http://schemas.microsoft.com/office/word/2024/wordml/sdtformatlock" xmlns:w16se="http://schemas.microsoft.com/office/word/2015/wordml/symex" xmlns:wpg="http://schemas.microsoft.com/office/word/2010/wordprocessingGroup" xmlns:wpi="http://schemas.microsoft.com/office/word/2010/wordprocessingInk" xmlns:wne="http://schemas.microsoft.com/office/word/2006/wordml" xmlns:wps="http://schemas.microsoft.com/office/word/2010/wordprocessingShape" mc:Ignorable="w14 w15 w16se w16cid w16 w16cex w16sdtdh w16sdtfl w16du wp14">
-  <w:footnote w:type="separator" w:id="-1">
-    <w:p>
-      <w:r>
-        <w:separator/>
-      </w:r>
-    </w:p>
-  </w:footnote>
-  <w:footnote w:type="continuationSeparator" w:id="0">
-    <w:p>
-      <w:r>
-        <w:continuationSeparator/>
-      </w:r>
-    </w:p>
-  </w:footnote>
-</w:footnotes>
-</file>
-
 <file path=word/header1.xml><?xml version="1.0" encoding="utf-8"?>
-<w:hdr xmlns:wpc="http://schemas.microsoft.com/office/word/2010/wordprocessingCanvas" xmlns:cx="http://schemas.microsoft.com/office/drawing/2014/chartex" xmlns:cx1="http://schemas.microsoft.com/office/drawing/2015/9/8/chartex" xmlns:cx2="http://schemas.microsoft.com/office/drawing/2015/10/21/chartex" xmlns:cx3="http://schemas.microsoft.com/office/drawing/2016/5/9/chartex" xmlns:cx4="http://schemas.microsoft.com/office/drawing/2016/5/10/chartex" xmlns:cx5="http://schemas.microsoft.com/office/drawing/2016/5/11/chartex" xmlns:cx6="http://schemas.microsoft.com/office/drawing/2016/5/12/chartex" xmlns:cx7="http://schemas.microsoft.com/office/drawing/2016/5/13/chartex" xmlns:cx8="http://schemas.microsoft.com/office/drawing/2016/5/14/chartex" xmlns:mc="http://schemas.openxmlformats.org/markup-compatibility/2006" xmlns:aink="http://schemas.microsoft.com/office/drawing/2016/ink" xmlns:am3d="http://schemas.microsoft.com/office/drawing/2017/model3d" xmlns:o="urn:schemas-microsoft-com:office:office" xmlns:oel="http://schemas.microsoft.com/office/2019/extlst" xmlns:r="http://schemas.openxmlformats.org/officeDocument/2006/relationships" xmlns:m="http://schemas.openxmlformats.org/officeDocument/2006/math" xmlns:v="urn:schemas-microsoft-com:vml" xmlns:wp14="http://schemas.microsoft.com/office/word/2010/wordprocessingDrawing" xmlns:wp="http://schemas.openxmlformats.org/drawingml/2006/wordprocessingDrawing" xmlns:w10="urn:schemas-microsoft-com:office:word" xmlns:w="http://schemas.openxmlformats.org/wordprocessingml/2006/main" xmlns:w14="http://schemas.microsoft.com/office/word/2010/wordml" xmlns:w15="http://schemas.microsoft.com/office/word/2012/wordml" xmlns:w16cex="http://schemas.microsoft.com/office/word/2018/wordml/cex" xmlns:w16cid="http://schemas.microsoft.com/office/word/2016/wordml/cid" xmlns:w16="http://schemas.microsoft.com/office/word/2018/wordml" xmlns:w16du="http://schemas.microsoft.com/office/word/2023/wordml/word16du" xmlns:w16sdtdh="http://schemas.microsoft.com/office/word/2020/wordml/sdtdatahash" xmlns:w16sdtfl="http://schemas.microsoft.com/office/word/2024/wordml/sdtformatlock" xmlns:w16se="http://schemas.microsoft.com/office/word/2015/wordml/symex" xmlns:wpg="http://schemas.microsoft.com/office/word/2010/wordprocessingGroup" xmlns:wpi="http://schemas.microsoft.com/office/word/2010/wordprocessingInk" xmlns:wne="http://schemas.microsoft.com/office/word/2006/wordml" xmlns:wps="http://schemas.microsoft.com/office/word/2010/wordprocessingShape" mc:Ignorable="w14 w15 w16se w16cid w16 w16cex w16sdtdh w16sdtfl w16du wp14">
+<w:hdr xmlns:o="urn:schemas-microsoft-com:office:office" xmlns:r="http://schemas.openxmlformats.org/officeDocument/2006/relationships" xmlns:v="urn:schemas-microsoft-com:vml" xmlns:w="http://schemas.openxmlformats.org/wordprocessingml/2006/main" xmlns:w10="urn:schemas-microsoft-com:office:word" xmlns:wp="http://schemas.openxmlformats.org/drawingml/2006/wordprocessingDrawing" xmlns:pic="http://schemas.openxmlformats.org/drawingml/2006/picture" xmlns:wps="http://schemas.microsoft.com/office/word/2010/wordprocessingShape" xmlns:wpg="http://schemas.microsoft.com/office/word/2010/wordprocessingGroup" xmlns:mc="http://schemas.openxmlformats.org/markup-compatibility/2006" xmlns:wp14="http://schemas.microsoft.com/office/word/2010/wordprocessingDrawing" xmlns:w14="http://schemas.microsoft.com/office/word/2010/wordml" xmlns:w15="http://schemas.microsoft.com/office/word/2012/wordml" mc:Ignorable="w14 wp14 w15">
   <w:p>
     <w:pPr>
       <w:pStyle w:val="Header"/>
+      <w:rPr/>
     </w:pPr>
+    <w:r>
+      <w:rPr/>
+    </w:r>
   </w:p>
 </w:hdr>
 </file>
 
 <file path=word/header2.xml><?xml version="1.0" encoding="utf-8"?>
-<w:hdr xmlns:wpc="http://schemas.microsoft.com/office/word/2010/wordprocessingCanvas" xmlns:cx="http://schemas.microsoft.com/office/drawing/2014/chartex" xmlns:cx1="http://schemas.microsoft.com/office/drawing/2015/9/8/chartex" xmlns:cx2="http://schemas.microsoft.com/office/drawing/2015/10/21/chartex" xmlns:cx3="http://schemas.microsoft.com/office/drawing/2016/5/9/chartex" xmlns:cx4="http://schemas.microsoft.com/office/drawing/2016/5/10/chartex" xmlns:cx5="http://schemas.microsoft.com/office/drawing/2016/5/11/chartex" xmlns:cx6="http://schemas.microsoft.com/office/drawing/2016/5/12/chartex" xmlns:cx7="http://schemas.microsoft.com/office/drawing/2016/5/13/chartex" xmlns:cx8="http://schemas.microsoft.com/office/drawing/2016/5/14/chartex" xmlns:mc="http://schemas.openxmlformats.org/markup-compatibility/2006" xmlns:aink="http://schemas.microsoft.com/office/drawing/2016/ink" xmlns:am3d="http://schemas.microsoft.com/office/drawing/2017/model3d" xmlns:o="urn:schemas-microsoft-com:office:office" xmlns:oel="http://schemas.microsoft.com/office/2019/extlst" xmlns:r="http://schemas.openxmlformats.org/officeDocument/2006/relationships" xmlns:m="http://schemas.openxmlformats.org/officeDocument/2006/math" xmlns:v="urn:schemas-microsoft-com:vml" xmlns:wp14="http://schemas.microsoft.com/office/word/2010/wordprocessingDrawing" xmlns:wp="http://schemas.openxmlformats.org/drawingml/2006/wordprocessingDrawing" xmlns:w10="urn:schemas-microsoft-com:office:word" xmlns:w="http://schemas.openxmlformats.org/wordprocessingml/2006/main" xmlns:w14="http://schemas.microsoft.com/office/word/2010/wordml" xmlns:w15="http://schemas.microsoft.com/office/word/2012/wordml" xmlns:w16cex="http://schemas.microsoft.com/office/word/2018/wordml/cex" xmlns:w16cid="http://schemas.microsoft.com/office/word/2016/wordml/cid" xmlns:w16="http://schemas.microsoft.com/office/word/2018/wordml" xmlns:w16du="http://schemas.microsoft.com/office/word/2023/wordml/word16du" xmlns:w16sdtdh="http://schemas.microsoft.com/office/word/2020/wordml/sdtdatahash" xmlns:w16sdtfl="http://schemas.microsoft.com/office/word/2024/wordml/sdtformatlock" xmlns:w16se="http://schemas.microsoft.com/office/word/2015/wordml/symex" xmlns:wpg="http://schemas.microsoft.com/office/word/2010/wordprocessingGroup" xmlns:wpi="http://schemas.microsoft.com/office/word/2010/wordprocessingInk" xmlns:wne="http://schemas.microsoft.com/office/word/2006/wordml" xmlns:wps="http://schemas.microsoft.com/office/word/2010/wordprocessingShape" mc:Ignorable="w14 w15 w16se w16cid w16 w16cex w16sdtdh w16sdtfl w16du wp14">
+<w:hdr xmlns:o="urn:schemas-microsoft-com:office:office" xmlns:r="http://schemas.openxmlformats.org/officeDocument/2006/relationships" xmlns:v="urn:schemas-microsoft-com:vml" xmlns:w="http://schemas.openxmlformats.org/wordprocessingml/2006/main" xmlns:w10="urn:schemas-microsoft-com:office:word" xmlns:wp="http://schemas.openxmlformats.org/drawingml/2006/wordprocessingDrawing" xmlns:pic="http://schemas.openxmlformats.org/drawingml/2006/picture" xmlns:wps="http://schemas.microsoft.com/office/word/2010/wordprocessingShape" xmlns:wpg="http://schemas.microsoft.com/office/word/2010/wordprocessingGroup" xmlns:mc="http://schemas.openxmlformats.org/markup-compatibility/2006" xmlns:wp14="http://schemas.microsoft.com/office/word/2010/wordprocessingDrawing" xmlns:w14="http://schemas.microsoft.com/office/word/2010/wordml" xmlns:w15="http://schemas.microsoft.com/office/word/2012/wordml" mc:Ignorable="w14 wp14 w15">
   <w:p>
     <w:pPr>
+      <w:pStyle w:val="Normal"/>
       <w:rPr>
-        <w:noProof/>
         <w:szCs w:val="20"/>
         <w:lang w:eastAsia="en-GB"/>
       </w:rPr>
     </w:pPr>
     <w:r>
       <w:rPr>
-        <w:noProof/>
         <w:szCs w:val="20"/>
         <w:lang w:eastAsia="en-GB"/>
       </w:rPr>
       <w:drawing>
-        <wp:anchor distT="0" distB="0" distL="114300" distR="114300" simplePos="0" relativeHeight="251657216" behindDoc="1" locked="0" layoutInCell="1" allowOverlap="1" wp14:anchorId="362FD309" wp14:editId="63BFD217">
+        <wp:anchor distT="0" distB="0" distL="0" distR="0" simplePos="0" relativeHeight="2" behindDoc="1" locked="0" layoutInCell="1" allowOverlap="1">
           <wp:simplePos x="0" y="0"/>
           <wp:positionH relativeFrom="column">
-            <wp:posOffset>-900748</wp:posOffset>
+            <wp:posOffset>-900430</wp:posOffset>
           </wp:positionH>
           <wp:positionV relativeFrom="paragraph">
             <wp:posOffset>-458470</wp:posOffset>
@@ -548,7 +663,7 @@
           <wp:extent cx="7620000" cy="1320800"/>
           <wp:effectExtent l="0" t="0" r="0" b="0"/>
           <wp:wrapNone/>
-          <wp:docPr id="4" name="Picture 4" descr="committee"/>
+          <wp:docPr id="2" name="Picture 4" descr="committee"/>
           <wp:cNvGraphicFramePr>
             <a:graphicFrameLocks xmlns:a="http://schemas.openxmlformats.org/drawingml/2006/main" noChangeAspect="1"/>
           </wp:cNvGraphicFramePr>
@@ -556,20 +671,13 @@
             <a:graphicData uri="http://schemas.openxmlformats.org/drawingml/2006/picture">
               <pic:pic xmlns:pic="http://schemas.openxmlformats.org/drawingml/2006/picture">
                 <pic:nvPicPr>
-                  <pic:cNvPr id="0" name="Picture 4" descr="committee"/>
+                  <pic:cNvPr id="2" name="Picture 4" descr="committee"/>
                   <pic:cNvPicPr>
                     <a:picLocks noChangeAspect="1" noChangeArrowheads="1"/>
                   </pic:cNvPicPr>
                 </pic:nvPicPr>
                 <pic:blipFill>
-                  <a:blip r:embed="rId1">
-                    <a:extLst>
-                      <a:ext uri="{28A0092B-C50C-407E-A947-70E740481C1C}">
-                        <a14:useLocalDpi xmlns:a14="http://schemas.microsoft.com/office/drawing/2010/main" val="0"/>
-                      </a:ext>
-                    </a:extLst>
-                  </a:blip>
-                  <a:srcRect/>
+                  <a:blip r:embed="rId1"/>
                   <a:stretch>
                     <a:fillRect/>
                   </a:stretch>
@@ -583,19 +691,10 @@
                     <a:avLst/>
                   </a:prstGeom>
                   <a:noFill/>
-                  <a:ln>
-                    <a:noFill/>
-                  </a:ln>
                 </pic:spPr>
               </pic:pic>
             </a:graphicData>
           </a:graphic>
-          <wp14:sizeRelH relativeFrom="page">
-            <wp14:pctWidth>0</wp14:pctWidth>
-          </wp14:sizeRelH>
-          <wp14:sizeRelV relativeFrom="page">
-            <wp14:pctHeight>0</wp14:pctHeight>
-          </wp14:sizeRelV>
         </wp:anchor>
       </w:drawing>
     </w:r>
@@ -604,339 +703,346 @@
 </file>
 
 <file path=word/header3.xml><?xml version="1.0" encoding="utf-8"?>
-<w:hdr xmlns:wpc="http://schemas.microsoft.com/office/word/2010/wordprocessingCanvas" xmlns:cx="http://schemas.microsoft.com/office/drawing/2014/chartex" xmlns:cx1="http://schemas.microsoft.com/office/drawing/2015/9/8/chartex" xmlns:cx2="http://schemas.microsoft.com/office/drawing/2015/10/21/chartex" xmlns:cx3="http://schemas.microsoft.com/office/drawing/2016/5/9/chartex" xmlns:cx4="http://schemas.microsoft.com/office/drawing/2016/5/10/chartex" xmlns:cx5="http://schemas.microsoft.com/office/drawing/2016/5/11/chartex" xmlns:cx6="http://schemas.microsoft.com/office/drawing/2016/5/12/chartex" xmlns:cx7="http://schemas.microsoft.com/office/drawing/2016/5/13/chartex" xmlns:cx8="http://schemas.microsoft.com/office/drawing/2016/5/14/chartex" xmlns:mc="http://schemas.openxmlformats.org/markup-compatibility/2006" xmlns:aink="http://schemas.microsoft.com/office/drawing/2016/ink" xmlns:am3d="http://schemas.microsoft.com/office/drawing/2017/model3d" xmlns:o="urn:schemas-microsoft-com:office:office" xmlns:oel="http://schemas.microsoft.com/office/2019/extlst" xmlns:r="http://schemas.openxmlformats.org/officeDocument/2006/relationships" xmlns:m="http://schemas.openxmlformats.org/officeDocument/2006/math" xmlns:v="urn:schemas-microsoft-com:vml" xmlns:wp14="http://schemas.microsoft.com/office/word/2010/wordprocessingDrawing" xmlns:wp="http://schemas.openxmlformats.org/drawingml/2006/wordprocessingDrawing" xmlns:w10="urn:schemas-microsoft-com:office:word" xmlns:w="http://schemas.openxmlformats.org/wordprocessingml/2006/main" xmlns:w14="http://schemas.microsoft.com/office/word/2010/wordml" xmlns:w15="http://schemas.microsoft.com/office/word/2012/wordml" xmlns:w16cex="http://schemas.microsoft.com/office/word/2018/wordml/cex" xmlns:w16cid="http://schemas.microsoft.com/office/word/2016/wordml/cid" xmlns:w16="http://schemas.microsoft.com/office/word/2018/wordml" xmlns:w16du="http://schemas.microsoft.com/office/word/2023/wordml/word16du" xmlns:w16sdtdh="http://schemas.microsoft.com/office/word/2020/wordml/sdtdatahash" xmlns:w16sdtfl="http://schemas.microsoft.com/office/word/2024/wordml/sdtformatlock" xmlns:w16se="http://schemas.microsoft.com/office/word/2015/wordml/symex" xmlns:wpg="http://schemas.microsoft.com/office/word/2010/wordprocessingGroup" xmlns:wpi="http://schemas.microsoft.com/office/word/2010/wordprocessingInk" xmlns:wne="http://schemas.microsoft.com/office/word/2006/wordml" xmlns:wps="http://schemas.microsoft.com/office/word/2010/wordprocessingShape" mc:Ignorable="w14 w15 w16se w16cid w16 w16cex w16sdtdh w16sdtfl w16du wp14">
+<w:hdr xmlns:o="urn:schemas-microsoft-com:office:office" xmlns:r="http://schemas.openxmlformats.org/officeDocument/2006/relationships" xmlns:v="urn:schemas-microsoft-com:vml" xmlns:w="http://schemas.openxmlformats.org/wordprocessingml/2006/main" xmlns:w10="urn:schemas-microsoft-com:office:word" xmlns:wp="http://schemas.openxmlformats.org/drawingml/2006/wordprocessingDrawing" xmlns:pic="http://schemas.openxmlformats.org/drawingml/2006/picture" xmlns:wps="http://schemas.microsoft.com/office/word/2010/wordprocessingShape" xmlns:wpg="http://schemas.microsoft.com/office/word/2010/wordprocessingGroup" xmlns:mc="http://schemas.openxmlformats.org/markup-compatibility/2006" xmlns:wp14="http://schemas.microsoft.com/office/word/2010/wordprocessingDrawing" xmlns:w14="http://schemas.microsoft.com/office/word/2010/wordml" xmlns:w15="http://schemas.microsoft.com/office/word/2012/wordml" mc:Ignorable="w14 wp14 w15">
   <w:p>
     <w:pPr>
-      <w:pStyle w:val="Header"/>
+      <w:pStyle w:val="Normal"/>
+      <w:rPr>
+        <w:szCs w:val="20"/>
+        <w:lang w:eastAsia="en-GB"/>
+      </w:rPr>
     </w:pPr>
+    <w:r>
+      <w:rPr>
+        <w:szCs w:val="20"/>
+        <w:lang w:eastAsia="en-GB"/>
+      </w:rPr>
+      <w:drawing>
+        <wp:anchor distT="0" distB="0" distL="0" distR="0" simplePos="0" relativeHeight="2" behindDoc="1" locked="0" layoutInCell="1" allowOverlap="1">
+          <wp:simplePos x="0" y="0"/>
+          <wp:positionH relativeFrom="column">
+            <wp:posOffset>-900430</wp:posOffset>
+          </wp:positionH>
+          <wp:positionV relativeFrom="paragraph">
+            <wp:posOffset>-458470</wp:posOffset>
+          </wp:positionV>
+          <wp:extent cx="7620000" cy="1320800"/>
+          <wp:effectExtent l="0" t="0" r="0" b="0"/>
+          <wp:wrapNone/>
+          <wp:docPr id="3" name="Picture 4" descr="committee"/>
+          <wp:cNvGraphicFramePr>
+            <a:graphicFrameLocks xmlns:a="http://schemas.openxmlformats.org/drawingml/2006/main" noChangeAspect="1"/>
+          </wp:cNvGraphicFramePr>
+          <a:graphic xmlns:a="http://schemas.openxmlformats.org/drawingml/2006/main">
+            <a:graphicData uri="http://schemas.openxmlformats.org/drawingml/2006/picture">
+              <pic:pic xmlns:pic="http://schemas.openxmlformats.org/drawingml/2006/picture">
+                <pic:nvPicPr>
+                  <pic:cNvPr id="3" name="Picture 4" descr="committee"/>
+                  <pic:cNvPicPr>
+                    <a:picLocks noChangeAspect="1" noChangeArrowheads="1"/>
+                  </pic:cNvPicPr>
+                </pic:nvPicPr>
+                <pic:blipFill>
+                  <a:blip r:embed="rId1"/>
+                  <a:stretch>
+                    <a:fillRect/>
+                  </a:stretch>
+                </pic:blipFill>
+                <pic:spPr bwMode="auto">
+                  <a:xfrm>
+                    <a:off x="0" y="0"/>
+                    <a:ext cx="7620000" cy="1320800"/>
+                  </a:xfrm>
+                  <a:prstGeom prst="rect">
+                    <a:avLst/>
+                  </a:prstGeom>
+                  <a:noFill/>
+                </pic:spPr>
+              </pic:pic>
+            </a:graphicData>
+          </a:graphic>
+        </wp:anchor>
+      </w:drawing>
+    </w:r>
   </w:p>
 </w:hdr>
 </file>
 
 <file path=word/numbering.xml><?xml version="1.0" encoding="utf-8"?>
-<w:numbering xmlns:wpc="http://schemas.microsoft.com/office/word/2010/wordprocessingCanvas" xmlns:cx="http://schemas.microsoft.com/office/drawing/2014/chartex" xmlns:cx1="http://schemas.microsoft.com/office/drawing/2015/9/8/chartex" xmlns:cx2="http://schemas.microsoft.com/office/drawing/2015/10/21/chartex" xmlns:cx3="http://schemas.microsoft.com/office/drawing/2016/5/9/chartex" xmlns:cx4="http://schemas.microsoft.com/office/drawing/2016/5/10/chartex" xmlns:cx5="http://schemas.microsoft.com/office/drawing/2016/5/11/chartex" xmlns:cx6="http://schemas.microsoft.com/office/drawing/2016/5/12/chartex" xmlns:cx7="http://schemas.microsoft.com/office/drawing/2016/5/13/chartex" xmlns:cx8="http://schemas.microsoft.com/office/drawing/2016/5/14/chartex" xmlns:mc="http://schemas.openxmlformats.org/markup-compatibility/2006" xmlns:aink="http://schemas.microsoft.com/office/drawing/2016/ink" xmlns:am3d="http://schemas.microsoft.com/office/drawing/2017/model3d" xmlns:o="urn:schemas-microsoft-com:office:office" xmlns:oel="http://schemas.microsoft.com/office/2019/extlst" xmlns:r="http://schemas.openxmlformats.org/officeDocument/2006/relationships" xmlns:m="http://schemas.openxmlformats.org/officeDocument/2006/math" xmlns:v="urn:schemas-microsoft-com:vml" xmlns:wp14="http://schemas.microsoft.com/office/word/2010/wordprocessingDrawing" xmlns:wp="http://schemas.openxmlformats.org/drawingml/2006/wordprocessingDrawing" xmlns:w10="urn:schemas-microsoft-com:office:word" xmlns:w="http://schemas.openxmlformats.org/wordprocessingml/2006/main" xmlns:w14="http://schemas.microsoft.com/office/word/2010/wordml" xmlns:w15="http://schemas.microsoft.com/office/word/2012/wordml" xmlns:w16cex="http://schemas.microsoft.com/office/word/2018/wordml/cex" xmlns:w16cid="http://schemas.microsoft.com/office/word/2016/wordml/cid" xmlns:w16="http://schemas.microsoft.com/office/word/2018/wordml" xmlns:w16du="http://schemas.microsoft.com/office/word/2023/wordml/word16du" xmlns:w16sdtdh="http://schemas.microsoft.com/office/word/2020/wordml/sdtdatahash" xmlns:w16sdtfl="http://schemas.microsoft.com/office/word/2024/wordml/sdtformatlock" xmlns:w16se="http://schemas.microsoft.com/office/word/2015/wordml/symex" xmlns:wpg="http://schemas.microsoft.com/office/word/2010/wordprocessingGroup" xmlns:wpi="http://schemas.microsoft.com/office/word/2010/wordprocessingInk" xmlns:wne="http://schemas.microsoft.com/office/word/2006/wordml" xmlns:wps="http://schemas.microsoft.com/office/word/2010/wordprocessingShape" mc:Ignorable="w14 w15 w16se w16cid w16 w16cex w16sdtdh w16sdtfl w16du wp14">
-  <w:abstractNum w:abstractNumId="0" w15:restartNumberingAfterBreak="0">
-    <w:nsid w:val="35152CE8"/>
-    <w:multiLevelType w:val="hybridMultilevel"/>
-    <w:tmpl w:val="11984D16"/>
-    <w:lvl w:ilvl="0" w:tplc="0409000F">
+<w:numbering xmlns:w="http://schemas.openxmlformats.org/wordprocessingml/2006/main" xmlns:o="urn:schemas-microsoft-com:office:office" xmlns:r="http://schemas.openxmlformats.org/officeDocument/2006/relationships" xmlns:v="urn:schemas-microsoft-com:vml" xmlns:mc="http://schemas.openxmlformats.org/markup-compatibility/2006" xmlns:w14="http://schemas.microsoft.com/office/word/2010/wordml" mc:Ignorable="w14">
+  <w:abstractNum w:abstractNumId="1">
+    <w:lvl w:ilvl="0">
       <w:start w:val="1"/>
       <w:numFmt w:val="decimal"/>
       <w:lvlText w:val="%1."/>
-      <w:lvlJc w:val="left"/>
-      <w:pPr>
-        <w:ind w:left="720" w:hanging="360"/>
-      </w:pPr>
+      <w:lvlJc w:val="start"/>
+      <w:pPr>
+        <w:tabs>
+          <w:tab w:val="num" w:pos="0"/>
+        </w:tabs>
+        <w:ind w:start="720" w:hanging="360"/>
+      </w:pPr>
+      <w:rPr/>
     </w:lvl>
-    <w:lvl w:ilvl="1" w:tplc="04090019" w:tentative="1">
+    <w:lvl w:ilvl="1">
       <w:start w:val="1"/>
       <w:numFmt w:val="lowerLetter"/>
       <w:lvlText w:val="%2."/>
-      <w:lvlJc w:val="left"/>
-      <w:pPr>
-        <w:ind w:left="1440" w:hanging="360"/>
-      </w:pPr>
+      <w:lvlJc w:val="start"/>
+      <w:pPr>
+        <w:tabs>
+          <w:tab w:val="num" w:pos="0"/>
+        </w:tabs>
+        <w:ind w:start="1440" w:hanging="360"/>
+      </w:pPr>
+      <w:rPr/>
     </w:lvl>
-    <w:lvl w:ilvl="2" w:tplc="0409001B" w:tentative="1">
+    <w:lvl w:ilvl="2">
       <w:start w:val="1"/>
       <w:numFmt w:val="lowerRoman"/>
       <w:lvlText w:val="%3."/>
-      <w:lvlJc w:val="right"/>
-      <w:pPr>
-        <w:ind w:left="2160" w:hanging="180"/>
-      </w:pPr>
+      <w:lvlJc w:val="end"/>
+      <w:pPr>
+        <w:tabs>
+          <w:tab w:val="num" w:pos="0"/>
+        </w:tabs>
+        <w:ind w:start="2160" w:hanging="180"/>
+      </w:pPr>
+      <w:rPr/>
     </w:lvl>
-    <w:lvl w:ilvl="3" w:tplc="0409000F" w:tentative="1">
+    <w:lvl w:ilvl="3">
       <w:start w:val="1"/>
       <w:numFmt w:val="decimal"/>
       <w:lvlText w:val="%4."/>
-      <w:lvlJc w:val="left"/>
-      <w:pPr>
-        <w:ind w:left="2880" w:hanging="360"/>
-      </w:pPr>
+      <w:lvlJc w:val="start"/>
+      <w:pPr>
+        <w:tabs>
+          <w:tab w:val="num" w:pos="0"/>
+        </w:tabs>
+        <w:ind w:start="2880" w:hanging="360"/>
+      </w:pPr>
+      <w:rPr/>
     </w:lvl>
-    <w:lvl w:ilvl="4" w:tplc="04090019" w:tentative="1">
+    <w:lvl w:ilvl="4">
       <w:start w:val="1"/>
       <w:numFmt w:val="lowerLetter"/>
       <w:lvlText w:val="%5."/>
-      <w:lvlJc w:val="left"/>
-      <w:pPr>
-        <w:ind w:left="3600" w:hanging="360"/>
-      </w:pPr>
+      <w:lvlJc w:val="start"/>
+      <w:pPr>
+        <w:tabs>
+          <w:tab w:val="num" w:pos="0"/>
+        </w:tabs>
+        <w:ind w:start="3600" w:hanging="360"/>
+      </w:pPr>
+      <w:rPr/>
     </w:lvl>
-    <w:lvl w:ilvl="5" w:tplc="0409001B" w:tentative="1">
+    <w:lvl w:ilvl="5">
       <w:start w:val="1"/>
       <w:numFmt w:val="lowerRoman"/>
       <w:lvlText w:val="%6."/>
-      <w:lvlJc w:val="right"/>
-      <w:pPr>
-        <w:ind w:left="4320" w:hanging="180"/>
-      </w:pPr>
+      <w:lvlJc w:val="end"/>
+      <w:pPr>
+        <w:tabs>
+          <w:tab w:val="num" w:pos="0"/>
+        </w:tabs>
+        <w:ind w:start="4320" w:hanging="180"/>
+      </w:pPr>
+      <w:rPr/>
     </w:lvl>
-    <w:lvl w:ilvl="6" w:tplc="0409000F" w:tentative="1">
+    <w:lvl w:ilvl="6">
       <w:start w:val="1"/>
       <w:numFmt w:val="decimal"/>
       <w:lvlText w:val="%7."/>
-      <w:lvlJc w:val="left"/>
-      <w:pPr>
-        <w:ind w:left="5040" w:hanging="360"/>
-      </w:pPr>
+      <w:lvlJc w:val="start"/>
+      <w:pPr>
+        <w:tabs>
+          <w:tab w:val="num" w:pos="0"/>
+        </w:tabs>
+        <w:ind w:start="5040" w:hanging="360"/>
+      </w:pPr>
+      <w:rPr/>
     </w:lvl>
-    <w:lvl w:ilvl="7" w:tplc="04090019" w:tentative="1">
+    <w:lvl w:ilvl="7">
       <w:start w:val="1"/>
       <w:numFmt w:val="lowerLetter"/>
       <w:lvlText w:val="%8."/>
-      <w:lvlJc w:val="left"/>
-      <w:pPr>
-        <w:ind w:left="5760" w:hanging="360"/>
-      </w:pPr>
+      <w:lvlJc w:val="start"/>
+      <w:pPr>
+        <w:tabs>
+          <w:tab w:val="num" w:pos="0"/>
+        </w:tabs>
+        <w:ind w:start="5760" w:hanging="360"/>
+      </w:pPr>
+      <w:rPr/>
     </w:lvl>
-    <w:lvl w:ilvl="8" w:tplc="0409001B" w:tentative="1">
+    <w:lvl w:ilvl="8">
       <w:start w:val="1"/>
       <w:numFmt w:val="lowerRoman"/>
       <w:lvlText w:val="%9."/>
-      <w:lvlJc w:val="right"/>
-      <w:pPr>
-        <w:ind w:left="6480" w:hanging="180"/>
-      </w:pPr>
+      <w:lvlJc w:val="end"/>
+      <w:pPr>
+        <w:tabs>
+          <w:tab w:val="num" w:pos="0"/>
+        </w:tabs>
+        <w:ind w:start="6480" w:hanging="180"/>
+      </w:pPr>
+      <w:rPr/>
     </w:lvl>
   </w:abstractNum>
-  <w:abstractNum w:abstractNumId="1" w15:restartNumberingAfterBreak="0">
-    <w:nsid w:val="6FE72F81"/>
-    <w:multiLevelType w:val="hybridMultilevel"/>
-    <w:tmpl w:val="CFB29C86"/>
-    <w:lvl w:ilvl="0" w:tplc="0809000F">
+  <w:abstractNum w:abstractNumId="2">
+    <w:lvl w:ilvl="0">
       <w:start w:val="1"/>
-      <w:numFmt w:val="decimal"/>
-      <w:lvlText w:val="%1."/>
-      <w:lvlJc w:val="left"/>
-      <w:pPr>
-        <w:ind w:left="720" w:hanging="360"/>
-      </w:pPr>
-      <w:rPr>
-        <w:rFonts w:hint="default"/>
-      </w:rPr>
+      <w:numFmt w:val="none"/>
+      <w:suff w:val="nothing"/>
+      <w:lvlText w:val=""/>
+      <w:lvlJc w:val="start"/>
+      <w:pPr>
+        <w:tabs>
+          <w:tab w:val="num" w:pos="0"/>
+        </w:tabs>
+        <w:ind w:start="0" w:hanging="0"/>
+      </w:pPr>
     </w:lvl>
-    <w:lvl w:ilvl="1" w:tplc="08090019" w:tentative="1">
+    <w:lvl w:ilvl="1">
       <w:start w:val="1"/>
-      <w:numFmt w:val="lowerLetter"/>
-      <w:lvlText w:val="%2."/>
-      <w:lvlJc w:val="left"/>
-      <w:pPr>
-        <w:ind w:left="1440" w:hanging="360"/>
+      <w:numFmt w:val="none"/>
+      <w:suff w:val="nothing"/>
+      <w:lvlText w:val=""/>
+      <w:lvlJc w:val="start"/>
+      <w:pPr>
+        <w:tabs>
+          <w:tab w:val="num" w:pos="0"/>
+        </w:tabs>
+        <w:ind w:start="0" w:hanging="0"/>
       </w:pPr>
     </w:lvl>
-    <w:lvl w:ilvl="2" w:tplc="0809001B" w:tentative="1">
+    <w:lvl w:ilvl="2">
       <w:start w:val="1"/>
-      <w:numFmt w:val="lowerRoman"/>
-      <w:lvlText w:val="%3."/>
-      <w:lvlJc w:val="right"/>
-      <w:pPr>
-        <w:ind w:left="2160" w:hanging="180"/>
+      <w:numFmt w:val="none"/>
+      <w:suff w:val="nothing"/>
+      <w:lvlText w:val=""/>
+      <w:lvlJc w:val="start"/>
+      <w:pPr>
+        <w:tabs>
+          <w:tab w:val="num" w:pos="0"/>
+        </w:tabs>
+        <w:ind w:start="0" w:hanging="0"/>
       </w:pPr>
     </w:lvl>
-    <w:lvl w:ilvl="3" w:tplc="0809000F" w:tentative="1">
+    <w:lvl w:ilvl="3">
       <w:start w:val="1"/>
-      <w:numFmt w:val="decimal"/>
-      <w:lvlText w:val="%4."/>
-      <w:lvlJc w:val="left"/>
-      <w:pPr>
-        <w:ind w:left="2880" w:hanging="360"/>
+      <w:numFmt w:val="none"/>
+      <w:suff w:val="nothing"/>
+      <w:lvlText w:val=""/>
+      <w:lvlJc w:val="start"/>
+      <w:pPr>
+        <w:tabs>
+          <w:tab w:val="num" w:pos="0"/>
+        </w:tabs>
+        <w:ind w:start="0" w:hanging="0"/>
       </w:pPr>
     </w:lvl>
-    <w:lvl w:ilvl="4" w:tplc="08090019" w:tentative="1">
+    <w:lvl w:ilvl="4">
       <w:start w:val="1"/>
-      <w:numFmt w:val="lowerLetter"/>
-      <w:lvlText w:val="%5."/>
-      <w:lvlJc w:val="left"/>
-      <w:pPr>
-        <w:ind w:left="3600" w:hanging="360"/>
+      <w:numFmt w:val="none"/>
+      <w:suff w:val="nothing"/>
+      <w:lvlText w:val=""/>
+      <w:lvlJc w:val="start"/>
+      <w:pPr>
+        <w:tabs>
+          <w:tab w:val="num" w:pos="0"/>
+        </w:tabs>
+        <w:ind w:start="0" w:hanging="0"/>
       </w:pPr>
     </w:lvl>
-    <w:lvl w:ilvl="5" w:tplc="0809001B" w:tentative="1">
+    <w:lvl w:ilvl="5">
       <w:start w:val="1"/>
-      <w:numFmt w:val="lowerRoman"/>
-      <w:lvlText w:val="%6."/>
-      <w:lvlJc w:val="right"/>
-      <w:pPr>
-        <w:ind w:left="4320" w:hanging="180"/>
+      <w:numFmt w:val="none"/>
+      <w:suff w:val="nothing"/>
+      <w:lvlText w:val=""/>
+      <w:lvlJc w:val="start"/>
+      <w:pPr>
+        <w:tabs>
+          <w:tab w:val="num" w:pos="0"/>
+        </w:tabs>
+        <w:ind w:start="0" w:hanging="0"/>
       </w:pPr>
     </w:lvl>
-    <w:lvl w:ilvl="6" w:tplc="0809000F" w:tentative="1">
+    <w:lvl w:ilvl="6">
       <w:start w:val="1"/>
-      <w:numFmt w:val="decimal"/>
-      <w:lvlText w:val="%7."/>
-      <w:lvlJc w:val="left"/>
-      <w:pPr>
-        <w:ind w:left="5040" w:hanging="360"/>
+      <w:numFmt w:val="none"/>
+      <w:suff w:val="nothing"/>
+      <w:lvlText w:val=""/>
+      <w:lvlJc w:val="start"/>
+      <w:pPr>
+        <w:tabs>
+          <w:tab w:val="num" w:pos="0"/>
+        </w:tabs>
+        <w:ind w:start="0" w:hanging="0"/>
       </w:pPr>
     </w:lvl>
-    <w:lvl w:ilvl="7" w:tplc="08090019" w:tentative="1">
+    <w:lvl w:ilvl="7">
       <w:start w:val="1"/>
-      <w:numFmt w:val="lowerLetter"/>
-      <w:lvlText w:val="%8."/>
-      <w:lvlJc w:val="left"/>
-      <w:pPr>
-        <w:ind w:left="5760" w:hanging="360"/>
+      <w:numFmt w:val="none"/>
+      <w:suff w:val="nothing"/>
+      <w:lvlText w:val=""/>
+      <w:lvlJc w:val="start"/>
+      <w:pPr>
+        <w:tabs>
+          <w:tab w:val="num" w:pos="0"/>
+        </w:tabs>
+        <w:ind w:start="0" w:hanging="0"/>
       </w:pPr>
     </w:lvl>
-    <w:lvl w:ilvl="8" w:tplc="0809001B" w:tentative="1">
+    <w:lvl w:ilvl="8">
       <w:start w:val="1"/>
-      <w:numFmt w:val="lowerRoman"/>
-      <w:lvlText w:val="%9."/>
-      <w:lvlJc w:val="right"/>
-      <w:pPr>
-        <w:ind w:left="6480" w:hanging="180"/>
+      <w:numFmt w:val="none"/>
+      <w:suff w:val="nothing"/>
+      <w:lvlText w:val=""/>
+      <w:lvlJc w:val="start"/>
+      <w:pPr>
+        <w:tabs>
+          <w:tab w:val="num" w:pos="0"/>
+        </w:tabs>
+        <w:ind w:start="0" w:hanging="0"/>
       </w:pPr>
     </w:lvl>
   </w:abstractNum>
-  <w:abstractNum w:abstractNumId="2" w15:restartNumberingAfterBreak="0">
-    <w:nsid w:val="7F204E70"/>
-    <w:multiLevelType w:val="hybridMultilevel"/>
-    <w:tmpl w:val="DF02E59C"/>
-    <w:lvl w:ilvl="0" w:tplc="000F0409">
-      <w:start w:val="1"/>
-      <w:numFmt w:val="decimal"/>
-      <w:lvlText w:val="%1."/>
-      <w:lvlJc w:val="left"/>
-      <w:pPr>
-        <w:tabs>
-          <w:tab w:val="num" w:pos="720"/>
-        </w:tabs>
-        <w:ind w:left="720" w:hanging="360"/>
-      </w:pPr>
-    </w:lvl>
-    <w:lvl w:ilvl="1" w:tplc="00190409" w:tentative="1">
-      <w:start w:val="1"/>
-      <w:numFmt w:val="lowerLetter"/>
-      <w:lvlText w:val="%2."/>
-      <w:lvlJc w:val="left"/>
-      <w:pPr>
-        <w:tabs>
-          <w:tab w:val="num" w:pos="1440"/>
-        </w:tabs>
-        <w:ind w:left="1440" w:hanging="360"/>
-      </w:pPr>
-    </w:lvl>
-    <w:lvl w:ilvl="2" w:tplc="001B0409" w:tentative="1">
-      <w:start w:val="1"/>
-      <w:numFmt w:val="lowerRoman"/>
-      <w:lvlText w:val="%3."/>
-      <w:lvlJc w:val="right"/>
-      <w:pPr>
-        <w:tabs>
-          <w:tab w:val="num" w:pos="2160"/>
-        </w:tabs>
-        <w:ind w:left="2160" w:hanging="180"/>
-      </w:pPr>
-    </w:lvl>
-    <w:lvl w:ilvl="3" w:tplc="000F0409" w:tentative="1">
-      <w:start w:val="1"/>
-      <w:numFmt w:val="decimal"/>
-      <w:lvlText w:val="%4."/>
-      <w:lvlJc w:val="left"/>
-      <w:pPr>
-        <w:tabs>
-          <w:tab w:val="num" w:pos="2880"/>
-        </w:tabs>
-        <w:ind w:left="2880" w:hanging="360"/>
-      </w:pPr>
-    </w:lvl>
-    <w:lvl w:ilvl="4" w:tplc="00190409" w:tentative="1">
-      <w:start w:val="1"/>
-      <w:numFmt w:val="lowerLetter"/>
-      <w:lvlText w:val="%5."/>
-      <w:lvlJc w:val="left"/>
-      <w:pPr>
-        <w:tabs>
-          <w:tab w:val="num" w:pos="3600"/>
-        </w:tabs>
-        <w:ind w:left="3600" w:hanging="360"/>
-      </w:pPr>
-    </w:lvl>
-    <w:lvl w:ilvl="5" w:tplc="001B0409" w:tentative="1">
-      <w:start w:val="1"/>
-      <w:numFmt w:val="lowerRoman"/>
-      <w:lvlText w:val="%6."/>
-      <w:lvlJc w:val="right"/>
-      <w:pPr>
-        <w:tabs>
-          <w:tab w:val="num" w:pos="4320"/>
-        </w:tabs>
-        <w:ind w:left="4320" w:hanging="180"/>
-      </w:pPr>
-    </w:lvl>
-    <w:lvl w:ilvl="6" w:tplc="000F0409" w:tentative="1">
-      <w:start w:val="1"/>
-      <w:numFmt w:val="decimal"/>
-      <w:lvlText w:val="%7."/>
-      <w:lvlJc w:val="left"/>
-      <w:pPr>
-        <w:tabs>
-          <w:tab w:val="num" w:pos="5040"/>
-        </w:tabs>
-        <w:ind w:left="5040" w:hanging="360"/>
-      </w:pPr>
-    </w:lvl>
-    <w:lvl w:ilvl="7" w:tplc="00190409" w:tentative="1">
-      <w:start w:val="1"/>
-      <w:numFmt w:val="lowerLetter"/>
-      <w:lvlText w:val="%8."/>
-      <w:lvlJc w:val="left"/>
-      <w:pPr>
-        <w:tabs>
-          <w:tab w:val="num" w:pos="5760"/>
-        </w:tabs>
-        <w:ind w:left="5760" w:hanging="360"/>
-      </w:pPr>
-    </w:lvl>
-    <w:lvl w:ilvl="8" w:tplc="001B0409" w:tentative="1">
-      <w:start w:val="1"/>
-      <w:numFmt w:val="lowerRoman"/>
-      <w:lvlText w:val="%9."/>
-      <w:lvlJc w:val="right"/>
-      <w:pPr>
-        <w:tabs>
-          <w:tab w:val="num" w:pos="6480"/>
-        </w:tabs>
-        <w:ind w:left="6480" w:hanging="180"/>
-      </w:pPr>
-    </w:lvl>
-  </w:abstractNum>
-  <w:num w:numId="1" w16cid:durableId="400564020">
-    <w:abstractNumId w:val="2"/>
-  </w:num>
-  <w:num w:numId="2" w16cid:durableId="211508001">
+  <w:num w:numId="1">
     <w:abstractNumId w:val="1"/>
   </w:num>
-  <w:num w:numId="3" w16cid:durableId="1012218214">
-    <w:abstractNumId w:val="0"/>
+  <w:num w:numId="2">
+    <w:abstractNumId w:val="2"/>
   </w:num>
 </w:numbering>
 </file>
 
 <file path=word/styles.xml><?xml version="1.0" encoding="utf-8"?>
-<w:styles xmlns:mc="http://schemas.openxmlformats.org/markup-compatibility/2006" xmlns:r="http://schemas.openxmlformats.org/officeDocument/2006/relationships" xmlns:w="http://schemas.openxmlformats.org/wordprocessingml/2006/main" xmlns:w14="http://schemas.microsoft.com/office/word/2010/wordml" xmlns:w15="http://schemas.microsoft.com/office/word/2012/wordml" xmlns:w16cex="http://schemas.microsoft.com/office/word/2018/wordml/cex" xmlns:w16cid="http://schemas.microsoft.com/office/word/2016/wordml/cid" xmlns:w16="http://schemas.microsoft.com/office/word/2018/wordml" xmlns:w16du="http://schemas.microsoft.com/office/word/2023/wordml/word16du" xmlns:w16sdtdh="http://schemas.microsoft.com/office/word/2020/wordml/sdtdatahash" xmlns:w16sdtfl="http://schemas.microsoft.com/office/word/2024/wordml/sdtformatlock" xmlns:w16se="http://schemas.microsoft.com/office/word/2015/wordml/symex" mc:Ignorable="w14 w15 w16se w16cid w16 w16cex w16sdtdh w16sdtfl w16du">
+<w:styles xmlns:w="http://schemas.openxmlformats.org/wordprocessingml/2006/main" xmlns:w14="http://schemas.microsoft.com/office/word/2010/wordml" xmlns:mc="http://schemas.openxmlformats.org/markup-compatibility/2006" mc:Ignorable="w14">
   <w:docDefaults>
     <w:rPrDefault>
       <w:rPr>
-        <w:rFonts w:ascii="Times New Roman" w:eastAsia="Times New Roman" w:hAnsi="Times New Roman" w:cs="Times New Roman"/>
+        <w:rFonts w:ascii="Times New Roman" w:hAnsi="Times New Roman" w:eastAsia="Times New Roman" w:cs="Times New Roman"/>
         <w:lang w:val="en-GB" w:eastAsia="en-GB" w:bidi="ar-SA"/>
       </w:rPr>
     </w:rPrDefault>
-    <w:pPrDefault/>
+    <w:pPrDefault>
+      <w:pPr>
+        <w:suppressAutoHyphens w:val="true"/>
+      </w:pPr>
+    </w:pPrDefault>
   </w:docDefaults>
   <w:latentStyles w:defLockedState="0" w:defUIPriority="99" w:defSemiHidden="0" w:defUnhideWhenUsed="0" w:defQFormat="0" w:count="376">
     <w:lsdException w:name="Normal" w:uiPriority="0" w:qFormat="1"/>
     <w:lsdException w:name="heading 1" w:uiPriority="9" w:qFormat="1"/>
-    <w:lsdException w:name="heading 2" w:semiHidden="1" w:uiPriority="9" w:unhideWhenUsed="1" w:qFormat="1"/>
-    <w:lsdException w:name="heading 3" w:semiHidden="1" w:uiPriority="9" w:unhideWhenUsed="1" w:qFormat="1"/>
-    <w:lsdException w:name="heading 4" w:semiHidden="1" w:uiPriority="9" w:unhideWhenUsed="1" w:qFormat="1"/>
-    <w:lsdException w:name="heading 5" w:semiHidden="1" w:uiPriority="9" w:unhideWhenUsed="1" w:qFormat="1"/>
-    <w:lsdException w:name="heading 6" w:semiHidden="1" w:uiPriority="9" w:unhideWhenUsed="1" w:qFormat="1"/>
-    <w:lsdException w:name="heading 7" w:semiHidden="1" w:uiPriority="9" w:unhideWhenUsed="1" w:qFormat="1"/>
-    <w:lsdException w:name="heading 8" w:semiHidden="1" w:uiPriority="9" w:unhideWhenUsed="1" w:qFormat="1"/>
-    <w:lsdException w:name="heading 9" w:semiHidden="1" w:uiPriority="9" w:unhideWhenUsed="1" w:qFormat="1"/>
+    <w:lsdException w:name="heading 2" w:uiPriority="9" w:semiHidden="1" w:unhideWhenUsed="1" w:qFormat="1"/>
+    <w:lsdException w:name="heading 3" w:uiPriority="9" w:semiHidden="1" w:unhideWhenUsed="1" w:qFormat="1"/>
+    <w:lsdException w:name="heading 4" w:uiPriority="9" w:semiHidden="1" w:unhideWhenUsed="1" w:qFormat="1"/>
+    <w:lsdException w:name="heading 5" w:uiPriority="9" w:semiHidden="1" w:unhideWhenUsed="1" w:qFormat="1"/>
+    <w:lsdException w:name="heading 6" w:uiPriority="9" w:semiHidden="1" w:unhideWhenUsed="1" w:qFormat="1"/>
+    <w:lsdException w:name="heading 7" w:uiPriority="9" w:semiHidden="1" w:unhideWhenUsed="1" w:qFormat="1"/>
+    <w:lsdException w:name="heading 8" w:uiPriority="9" w:semiHidden="1" w:unhideWhenUsed="1" w:qFormat="1"/>
+    <w:lsdException w:name="heading 9" w:uiPriority="9" w:semiHidden="1" w:unhideWhenUsed="1" w:qFormat="1"/>
     <w:lsdException w:name="index 1" w:semiHidden="1" w:unhideWhenUsed="1"/>
     <w:lsdException w:name="index 2" w:semiHidden="1" w:unhideWhenUsed="1"/>
     <w:lsdException w:name="index 3" w:semiHidden="1" w:unhideWhenUsed="1"/>
@@ -946,22 +1052,22 @@
     <w:lsdException w:name="index 7" w:semiHidden="1" w:unhideWhenUsed="1"/>
     <w:lsdException w:name="index 8" w:semiHidden="1" w:unhideWhenUsed="1"/>
     <w:lsdException w:name="index 9" w:semiHidden="1" w:unhideWhenUsed="1"/>
-    <w:lsdException w:name="toc 1" w:semiHidden="1" w:uiPriority="39" w:unhideWhenUsed="1"/>
-    <w:lsdException w:name="toc 2" w:semiHidden="1" w:uiPriority="39" w:unhideWhenUsed="1"/>
-    <w:lsdException w:name="toc 3" w:semiHidden="1" w:uiPriority="39" w:unhideWhenUsed="1"/>
-    <w:lsdException w:name="toc 4" w:semiHidden="1" w:uiPriority="39" w:unhideWhenUsed="1"/>
-    <w:lsdException w:name="toc 5" w:semiHidden="1" w:uiPriority="39" w:unhideWhenUsed="1"/>
-    <w:lsdException w:name="toc 6" w:semiHidden="1" w:uiPriority="39" w:unhideWhenUsed="1"/>
-    <w:lsdException w:name="toc 7" w:semiHidden="1" w:uiPriority="39" w:unhideWhenUsed="1"/>
-    <w:lsdException w:name="toc 8" w:semiHidden="1" w:uiPriority="39" w:unhideWhenUsed="1"/>
-    <w:lsdException w:name="toc 9" w:semiHidden="1" w:uiPriority="39" w:unhideWhenUsed="1"/>
+    <w:lsdException w:name="toc 1" w:uiPriority="39" w:semiHidden="1" w:unhideWhenUsed="1"/>
+    <w:lsdException w:name="toc 2" w:uiPriority="39" w:semiHidden="1" w:unhideWhenUsed="1"/>
+    <w:lsdException w:name="toc 3" w:uiPriority="39" w:semiHidden="1" w:unhideWhenUsed="1"/>
+    <w:lsdException w:name="toc 4" w:uiPriority="39" w:semiHidden="1" w:unhideWhenUsed="1"/>
+    <w:lsdException w:name="toc 5" w:uiPriority="39" w:semiHidden="1" w:unhideWhenUsed="1"/>
+    <w:lsdException w:name="toc 6" w:uiPriority="39" w:semiHidden="1" w:unhideWhenUsed="1"/>
+    <w:lsdException w:name="toc 7" w:uiPriority="39" w:semiHidden="1" w:unhideWhenUsed="1"/>
+    <w:lsdException w:name="toc 8" w:uiPriority="39" w:semiHidden="1" w:unhideWhenUsed="1"/>
+    <w:lsdException w:name="toc 9" w:uiPriority="39" w:semiHidden="1" w:unhideWhenUsed="1"/>
     <w:lsdException w:name="Normal Indent" w:semiHidden="1" w:unhideWhenUsed="1"/>
     <w:lsdException w:name="footnote text" w:semiHidden="1" w:unhideWhenUsed="1"/>
     <w:lsdException w:name="annotation text" w:semiHidden="1" w:unhideWhenUsed="1"/>
     <w:lsdException w:name="header" w:semiHidden="1" w:unhideWhenUsed="1"/>
     <w:lsdException w:name="footer" w:semiHidden="1" w:unhideWhenUsed="1"/>
     <w:lsdException w:name="index heading" w:semiHidden="1" w:unhideWhenUsed="1"/>
-    <w:lsdException w:name="caption" w:semiHidden="1" w:uiPriority="35" w:unhideWhenUsed="1" w:qFormat="1"/>
+    <w:lsdException w:name="caption" w:uiPriority="35" w:semiHidden="1" w:unhideWhenUsed="1" w:qFormat="1"/>
     <w:lsdException w:name="table of figures" w:semiHidden="1" w:unhideWhenUsed="1"/>
     <w:lsdException w:name="envelope address" w:semiHidden="1" w:unhideWhenUsed="1"/>
     <w:lsdException w:name="envelope return" w:semiHidden="1" w:unhideWhenUsed="1"/>
@@ -992,7 +1098,7 @@
     <w:lsdException w:name="Title" w:uiPriority="10" w:qFormat="1"/>
     <w:lsdException w:name="Closing" w:semiHidden="1" w:unhideWhenUsed="1"/>
     <w:lsdException w:name="Signature" w:semiHidden="1" w:unhideWhenUsed="1"/>
-    <w:lsdException w:name="Default Paragraph Font" w:semiHidden="1" w:uiPriority="1" w:unhideWhenUsed="1"/>
+    <w:lsdException w:name="Default Paragraph Font" w:uiPriority="1" w:semiHidden="1" w:unhideWhenUsed="1"/>
     <w:lsdException w:name="Body Text" w:semiHidden="1" w:unhideWhenUsed="1"/>
     <w:lsdException w:name="Body Text Indent" w:semiHidden="1" w:unhideWhenUsed="1"/>
     <w:lsdException w:name="List Continue" w:semiHidden="1" w:unhideWhenUsed="1"/>
@@ -1192,8 +1298,8 @@
     <w:lsdException w:name="Subtle Reference" w:uiPriority="31" w:qFormat="1"/>
     <w:lsdException w:name="Intense Reference" w:uiPriority="32" w:qFormat="1"/>
     <w:lsdException w:name="Book Title" w:uiPriority="33" w:qFormat="1"/>
-    <w:lsdException w:name="Bibliography" w:semiHidden="1" w:uiPriority="37" w:unhideWhenUsed="1"/>
-    <w:lsdException w:name="TOC Heading" w:semiHidden="1" w:uiPriority="39" w:unhideWhenUsed="1" w:qFormat="1"/>
+    <w:lsdException w:name="Bibliography" w:uiPriority="37" w:semiHidden="1" w:unhideWhenUsed="1"/>
+    <w:lsdException w:name="TOC Heading" w:uiPriority="39" w:semiHidden="1" w:unhideWhenUsed="1" w:qFormat="1"/>
     <w:lsdException w:name="Plain Table 1" w:uiPriority="41"/>
     <w:lsdException w:name="Plain Table 2" w:uiPriority="42"/>
     <w:lsdException w:name="Plain Table 3" w:uiPriority="43"/>
@@ -1304,124 +1410,49 @@
     <w:lsdException w:name="Unresolved Mention" w:semiHidden="1" w:unhideWhenUsed="1"/>
     <w:lsdException w:name="Smart Link" w:semiHidden="1" w:unhideWhenUsed="1"/>
   </w:latentStyles>
-  <w:style w:type="paragraph" w:default="1" w:styleId="Normal">
+  <w:style w:type="paragraph" w:styleId="Normal" w:default="1">
     <w:name w:val="Normal"/>
     <w:qFormat/>
+    <w:pPr>
+      <w:widowControl/>
+      <w:bidi w:val="0"/>
+      <w:spacing w:before="0" w:after="0"/>
+      <w:jc w:val="start"/>
+    </w:pPr>
     <w:rPr>
+      <w:rFonts w:ascii="Times New Roman" w:hAnsi="Times New Roman" w:eastAsia="Times New Roman" w:cs="Times New Roman"/>
+      <w:color w:val="auto"/>
+      <w:kern w:val="0"/>
       <w:sz w:val="24"/>
       <w:szCs w:val="24"/>
-      <w:lang w:eastAsia="en-US"/>
+      <w:lang w:eastAsia="en-US" w:val="en-GB" w:bidi="ar-SA"/>
     </w:rPr>
   </w:style>
-  <w:style w:type="character" w:default="1" w:styleId="DefaultParagraphFont">
+  <w:style w:type="character" w:styleId="DefaultParagraphFont" w:default="1">
     <w:name w:val="Default Paragraph Font"/>
     <w:uiPriority w:val="1"/>
     <w:semiHidden/>
     <w:unhideWhenUsed/>
-  </w:style>
-  <w:style w:type="table" w:default="1" w:styleId="TableNormal">
-    <w:name w:val="Normal Table"/>
-    <w:uiPriority w:val="99"/>
-    <w:semiHidden/>
-    <w:unhideWhenUsed/>
-    <w:tblPr>
-      <w:tblInd w:w="0" w:type="dxa"/>
-      <w:tblCellMar>
-        <w:top w:w="0" w:type="dxa"/>
-        <w:left w:w="108" w:type="dxa"/>
-        <w:bottom w:w="0" w:type="dxa"/>
-        <w:right w:w="108" w:type="dxa"/>
-      </w:tblCellMar>
-    </w:tblPr>
-  </w:style>
-  <w:style w:type="numbering" w:default="1" w:styleId="NoList">
-    <w:name w:val="No List"/>
-    <w:uiPriority w:val="99"/>
-    <w:semiHidden/>
-    <w:unhideWhenUsed/>
-  </w:style>
-  <w:style w:type="paragraph" w:styleId="Header">
-    <w:name w:val="header"/>
-    <w:basedOn w:val="Normal"/>
-    <w:rsid w:val="00684467"/>
-    <w:pPr>
-      <w:tabs>
-        <w:tab w:val="center" w:pos="4320"/>
-        <w:tab w:val="right" w:pos="8640"/>
-      </w:tabs>
-    </w:pPr>
-  </w:style>
-  <w:style w:type="paragraph" w:styleId="Footer">
-    <w:name w:val="footer"/>
-    <w:basedOn w:val="Normal"/>
-    <w:link w:val="FooterChar"/>
-    <w:uiPriority w:val="99"/>
-    <w:rsid w:val="00684467"/>
-    <w:pPr>
-      <w:tabs>
-        <w:tab w:val="center" w:pos="4320"/>
-        <w:tab w:val="right" w:pos="8640"/>
-      </w:tabs>
-    </w:pPr>
-  </w:style>
-  <w:style w:type="paragraph" w:customStyle="1" w:styleId="1Address">
-    <w:name w:val="1. Address"/>
-    <w:basedOn w:val="Normal"/>
-    <w:rsid w:val="00C72126"/>
-    <w:pPr>
-      <w:tabs>
-        <w:tab w:val="left" w:pos="170"/>
-      </w:tabs>
-    </w:pPr>
-    <w:rPr>
-      <w:rFonts w:ascii="Arial" w:hAnsi="Arial"/>
-      <w:color w:val="002462"/>
-      <w:sz w:val="15"/>
-    </w:rPr>
-  </w:style>
-  <w:style w:type="paragraph" w:styleId="ListParagraph">
-    <w:name w:val="List Paragraph"/>
-    <w:basedOn w:val="Normal"/>
-    <w:uiPriority w:val="34"/>
-    <w:qFormat/>
-    <w:rsid w:val="00AC2151"/>
-    <w:pPr>
-      <w:ind w:left="720"/>
-      <w:contextualSpacing/>
-    </w:pPr>
+    <w:rPr/>
   </w:style>
   <w:style w:type="character" w:styleId="Hyperlink">
     <w:name w:val="Hyperlink"/>
     <w:basedOn w:val="DefaultParagraphFont"/>
     <w:uiPriority w:val="99"/>
     <w:unhideWhenUsed/>
-    <w:rsid w:val="00AC2151"/>
+    <w:rsid w:val="00ac2151"/>
     <w:rPr>
-      <w:color w:val="0000FF" w:themeColor="hyperlink"/>
+      <w:color w:themeColor="hyperlink" w:val="0000FF"/>
       <w:u w:val="single"/>
     </w:rPr>
   </w:style>
-  <w:style w:type="paragraph" w:styleId="BalloonText">
-    <w:name w:val="Balloon Text"/>
-    <w:basedOn w:val="Normal"/>
-    <w:link w:val="BalloonTextChar"/>
-    <w:uiPriority w:val="99"/>
-    <w:semiHidden/>
-    <w:unhideWhenUsed/>
-    <w:rsid w:val="0070057C"/>
-    <w:rPr>
-      <w:rFonts w:ascii="Tahoma" w:hAnsi="Tahoma" w:cs="Tahoma"/>
-      <w:sz w:val="16"/>
-      <w:szCs w:val="16"/>
-    </w:rPr>
-  </w:style>
-  <w:style w:type="character" w:customStyle="1" w:styleId="BalloonTextChar">
+  <w:style w:type="character" w:styleId="BalloonTextChar" w:customStyle="1">
     <w:name w:val="Balloon Text Char"/>
     <w:basedOn w:val="DefaultParagraphFont"/>
     <w:link w:val="BalloonText"/>
     <w:uiPriority w:val="99"/>
     <w:semiHidden/>
-    <w:rsid w:val="0070057C"/>
+    <w:rsid w:val="0070057c"/>
     <w:rPr>
       <w:rFonts w:ascii="Tahoma" w:hAnsi="Tahoma" w:cs="Tahoma"/>
       <w:sz w:val="16"/>
@@ -1429,7 +1460,7 @@
       <w:lang w:eastAsia="en-US"/>
     </w:rPr>
   </w:style>
-  <w:style w:type="character" w:customStyle="1" w:styleId="FooterChar">
+  <w:style w:type="character" w:styleId="FooterChar" w:customStyle="1">
     <w:name w:val="Footer Char"/>
     <w:basedOn w:val="DefaultParagraphFont"/>
     <w:link w:val="Footer"/>
@@ -1447,24 +1478,177 @@
     <w:uiPriority w:val="99"/>
     <w:semiHidden/>
     <w:unhideWhenUsed/>
-    <w:rsid w:val="00D671AF"/>
+    <w:rsid w:val="00d671af"/>
     <w:rPr>
-      <w:color w:val="800080" w:themeColor="followedHyperlink"/>
+      <w:color w:themeColor="followedHyperlink" w:val="800080"/>
       <w:u w:val="single"/>
     </w:rPr>
+  </w:style>
+  <w:style w:type="paragraph" w:styleId="Heading">
+    <w:name w:val="Heading"/>
+    <w:basedOn w:val="Normal"/>
+    <w:next w:val="BodyText"/>
+    <w:pPr>
+      <w:keepNext w:val="true"/>
+      <w:spacing w:before="240" w:after="120"/>
+    </w:pPr>
+    <w:rPr>
+      <w:rFonts w:ascii="Liberation Sans" w:hAnsi="Liberation Sans" w:eastAsia="Noto Sans SC" w:cs="Arial"/>
+      <w:sz w:val="28"/>
+      <w:szCs w:val="28"/>
+    </w:rPr>
+  </w:style>
+  <w:style w:type="paragraph" w:styleId="BodyText">
+    <w:name w:val="Body Text"/>
+    <w:basedOn w:val="Normal"/>
+    <w:pPr>
+      <w:spacing w:lineRule="auto" w:line="276" w:before="0" w:after="140"/>
+    </w:pPr>
+    <w:rPr/>
+  </w:style>
+  <w:style w:type="paragraph" w:styleId="List">
+    <w:name w:val="List"/>
+    <w:basedOn w:val="BodyText"/>
+    <w:pPr/>
+    <w:rPr>
+      <w:rFonts w:cs="Arial"/>
+    </w:rPr>
+  </w:style>
+  <w:style w:type="paragraph" w:styleId="Caption">
+    <w:name w:val="caption"/>
+    <w:basedOn w:val="Normal"/>
+    <w:pPr>
+      <w:suppressLineNumbers/>
+      <w:spacing w:before="120" w:after="120"/>
+    </w:pPr>
+    <w:rPr>
+      <w:rFonts w:cs="Arial"/>
+      <w:i/>
+      <w:iCs/>
+      <w:sz w:val="24"/>
+      <w:szCs w:val="24"/>
+    </w:rPr>
+  </w:style>
+  <w:style w:type="paragraph" w:styleId="Index">
+    <w:name w:val="Index"/>
+    <w:basedOn w:val="Normal"/>
+    <w:pPr>
+      <w:suppressLineNumbers/>
+    </w:pPr>
+    <w:rPr>
+      <w:rFonts w:cs="Arial"/>
+    </w:rPr>
+  </w:style>
+  <w:style w:type="paragraph" w:styleId="HeaderandFooter">
+    <w:name w:val="Header and Footer"/>
+    <w:basedOn w:val="Normal"/>
+    <w:pPr/>
+    <w:rPr/>
+  </w:style>
+  <w:style w:type="paragraph" w:styleId="Header">
+    <w:name w:val="header"/>
+    <w:basedOn w:val="Normal"/>
+    <w:rsid w:val="00684467"/>
+    <w:pPr>
+      <w:tabs>
+        <w:tab w:val="clear" w:pos="720"/>
+        <w:tab w:val="center" w:pos="4320" w:leader="none"/>
+        <w:tab w:val="right" w:pos="8640" w:leader="none"/>
+      </w:tabs>
+    </w:pPr>
+    <w:rPr/>
+  </w:style>
+  <w:style w:type="paragraph" w:styleId="Footer">
+    <w:name w:val="footer"/>
+    <w:basedOn w:val="Normal"/>
+    <w:link w:val="FooterChar"/>
+    <w:uiPriority w:val="99"/>
+    <w:rsid w:val="00684467"/>
+    <w:pPr>
+      <w:tabs>
+        <w:tab w:val="clear" w:pos="720"/>
+        <w:tab w:val="center" w:pos="4320" w:leader="none"/>
+        <w:tab w:val="right" w:pos="8640" w:leader="none"/>
+      </w:tabs>
+    </w:pPr>
+    <w:rPr/>
+  </w:style>
+  <w:style w:type="paragraph" w:styleId="1Address" w:customStyle="1">
+    <w:name w:val="1. Address"/>
+    <w:basedOn w:val="Normal"/>
+    <w:rsid w:val="00c72126"/>
+    <w:pPr>
+      <w:tabs>
+        <w:tab w:val="clear" w:pos="720"/>
+        <w:tab w:val="left" w:pos="170" w:leader="none"/>
+      </w:tabs>
+    </w:pPr>
+    <w:rPr>
+      <w:rFonts w:ascii="Arial" w:hAnsi="Arial"/>
+      <w:color w:val="002462"/>
+      <w:sz w:val="15"/>
+    </w:rPr>
+  </w:style>
+  <w:style w:type="paragraph" w:styleId="ListParagraph">
+    <w:name w:val="List Paragraph"/>
+    <w:basedOn w:val="Normal"/>
+    <w:uiPriority w:val="34"/>
+    <w:qFormat/>
+    <w:rsid w:val="00ac2151"/>
+    <w:pPr>
+      <w:spacing w:before="0" w:after="0"/>
+      <w:ind w:start="720"/>
+      <w:contextualSpacing/>
+    </w:pPr>
+    <w:rPr/>
+  </w:style>
+  <w:style w:type="paragraph" w:styleId="BalloonText">
+    <w:name w:val="Balloon Text"/>
+    <w:basedOn w:val="Normal"/>
+    <w:link w:val="BalloonTextChar"/>
+    <w:uiPriority w:val="99"/>
+    <w:semiHidden/>
+    <w:unhideWhenUsed/>
+    <w:rsid w:val="0070057c"/>
+    <w:pPr/>
+    <w:rPr>
+      <w:rFonts w:ascii="Tahoma" w:hAnsi="Tahoma" w:cs="Tahoma"/>
+      <w:sz w:val="16"/>
+      <w:szCs w:val="16"/>
+    </w:rPr>
+  </w:style>
+  <w:style w:type="numbering" w:styleId="NoList" w:default="1">
+    <w:name w:val="No List"/>
+    <w:uiPriority w:val="99"/>
+    <w:semiHidden/>
+    <w:unhideWhenUsed/>
+  </w:style>
+  <w:style w:type="table" w:default="1" w:styleId="TableNormal">
+    <w:name w:val="Normal Table"/>
+    <w:uiPriority w:val="99"/>
+    <w:semiHidden/>
+    <w:unhideWhenUsed/>
+    <w:tblPr>
+      <w:tblCellMar>
+        <w:top w:w="0" w:type="dxa"/>
+        <w:left w:w="108" w:type="dxa"/>
+        <w:bottom w:w="0" w:type="dxa"/>
+        <w:right w:w="108" w:type="dxa"/>
+      </w:tblCellMar>
+    </w:tblPr>
   </w:style>
 </w:styles>
 </file>
 
 <file path=word/theme/theme1.xml><?xml version="1.0" encoding="utf-8"?>
-<a:theme xmlns:a="http://schemas.openxmlformats.org/drawingml/2006/main" name="Office Theme">
+<a:theme xmlns:a="http://schemas.openxmlformats.org/drawingml/2006/main" xmlns:r="http://schemas.openxmlformats.org/officeDocument/2006/relationships" name="Office Theme">
   <a:themeElements>
     <a:clrScheme name="Office">
       <a:dk1>
-        <a:sysClr val="windowText" lastClr="000000"/>
+        <a:srgbClr val="000000"/>
       </a:dk1>
       <a:lt1>
-        <a:sysClr val="window" lastClr="FFFFFF"/>
+        <a:srgbClr val="FFFFFF"/>
       </a:lt1>
       <a:dk2>
         <a:srgbClr val="1F497D"/>
@@ -1499,7 +1683,7 @@
     </a:clrScheme>
     <a:fontScheme name="Office">
       <a:majorFont>
-        <a:latin typeface="Cambria"/>
+        <a:latin typeface="Cambria" pitchFamily="0" charset="1"/>
         <a:ea typeface=""/>
         <a:cs typeface=""/>
         <a:font script="Jpan" typeface="ＭＳ ゴシック"/>
@@ -1534,7 +1718,7 @@
         <a:font script="Geor" typeface="Sylfaen"/>
       </a:majorFont>
       <a:minorFont>
-        <a:latin typeface="Calibri"/>
+        <a:latin typeface="Calibri" pitchFamily="0" charset="1"/>
         <a:ea typeface=""/>
         <a:cs typeface=""/>
         <a:font script="Jpan" typeface="ＭＳ 明朝"/>
@@ -1569,175 +1753,125 @@
         <a:font script="Geor" typeface="Sylfaen"/>
       </a:minorFont>
     </a:fontScheme>
-    <a:fmtScheme name="Office">
+    <a:fmtScheme>
       <a:fillStyleLst>
         <a:solidFill>
           <a:schemeClr val="phClr"/>
         </a:solidFill>
-        <a:gradFill rotWithShape="1">
+        <a:gradFill>
           <a:gsLst>
             <a:gs pos="0">
               <a:schemeClr val="phClr">
                 <a:tint val="50000"/>
-                <a:satMod val="300000"/>
               </a:schemeClr>
             </a:gs>
             <a:gs pos="35000">
               <a:schemeClr val="phClr">
                 <a:tint val="37000"/>
-                <a:satMod val="300000"/>
               </a:schemeClr>
             </a:gs>
             <a:gs pos="100000">
               <a:schemeClr val="phClr">
                 <a:tint val="15000"/>
-                <a:satMod val="350000"/>
               </a:schemeClr>
             </a:gs>
           </a:gsLst>
           <a:lin ang="16200000" scaled="1"/>
+          <a:tileRect l="0" t="0" r="0" b="0"/>
         </a:gradFill>
-        <a:gradFill rotWithShape="1">
+        <a:gradFill>
           <a:gsLst>
             <a:gs pos="0">
               <a:schemeClr val="phClr">
                 <a:shade val="51000"/>
-                <a:satMod val="130000"/>
               </a:schemeClr>
             </a:gs>
             <a:gs pos="80000">
               <a:schemeClr val="phClr">
                 <a:shade val="93000"/>
-                <a:satMod val="130000"/>
               </a:schemeClr>
             </a:gs>
             <a:gs pos="100000">
               <a:schemeClr val="phClr">
                 <a:shade val="94000"/>
-                <a:satMod val="135000"/>
               </a:schemeClr>
             </a:gs>
           </a:gsLst>
           <a:lin ang="16200000" scaled="0"/>
+          <a:tileRect l="0" t="0" r="0" b="0"/>
         </a:gradFill>
       </a:fillStyleLst>
       <a:lnStyleLst>
         <a:ln w="9525" cap="flat" cmpd="sng" algn="ctr">
-          <a:solidFill>
-            <a:schemeClr val="phClr">
-              <a:shade val="95000"/>
-              <a:satMod val="105000"/>
-            </a:schemeClr>
-          </a:solidFill>
           <a:prstDash val="solid"/>
         </a:ln>
         <a:ln w="25400" cap="flat" cmpd="sng" algn="ctr">
-          <a:solidFill>
-            <a:schemeClr val="phClr"/>
-          </a:solidFill>
           <a:prstDash val="solid"/>
         </a:ln>
         <a:ln w="38100" cap="flat" cmpd="sng" algn="ctr">
-          <a:solidFill>
-            <a:schemeClr val="phClr"/>
-          </a:solidFill>
           <a:prstDash val="solid"/>
         </a:ln>
       </a:lnStyleLst>
       <a:effectStyleLst>
         <a:effectStyle>
-          <a:effectLst>
-            <a:outerShdw blurRad="40000" dist="20000" dir="5400000" rotWithShape="0">
-              <a:srgbClr val="000000">
-                <a:alpha val="38000"/>
-              </a:srgbClr>
-            </a:outerShdw>
-          </a:effectLst>
+          <a:effectLst/>
         </a:effectStyle>
         <a:effectStyle>
-          <a:effectLst>
-            <a:outerShdw blurRad="40000" dist="23000" dir="5400000" rotWithShape="0">
-              <a:srgbClr val="000000">
-                <a:alpha val="35000"/>
-              </a:srgbClr>
-            </a:outerShdw>
-          </a:effectLst>
+          <a:effectLst/>
         </a:effectStyle>
         <a:effectStyle>
-          <a:effectLst>
-            <a:outerShdw blurRad="40000" dist="23000" dir="5400000" rotWithShape="0">
-              <a:srgbClr val="000000">
-                <a:alpha val="35000"/>
-              </a:srgbClr>
-            </a:outerShdw>
-          </a:effectLst>
-          <a:scene3d>
-            <a:camera prst="orthographicFront">
-              <a:rot lat="0" lon="0" rev="0"/>
-            </a:camera>
-            <a:lightRig rig="threePt" dir="t">
-              <a:rot lat="0" lon="0" rev="1200000"/>
-            </a:lightRig>
-          </a:scene3d>
-          <a:sp3d>
-            <a:bevelT w="63500" h="25400"/>
-          </a:sp3d>
+          <a:effectLst/>
         </a:effectStyle>
       </a:effectStyleLst>
       <a:bgFillStyleLst>
         <a:solidFill>
           <a:schemeClr val="phClr"/>
         </a:solidFill>
-        <a:gradFill rotWithShape="1">
+        <a:gradFill>
           <a:gsLst>
             <a:gs pos="0">
               <a:schemeClr val="phClr">
                 <a:tint val="40000"/>
-                <a:satMod val="350000"/>
               </a:schemeClr>
             </a:gs>
             <a:gs pos="40000">
               <a:schemeClr val="phClr">
                 <a:tint val="45000"/>
                 <a:shade val="99000"/>
-                <a:satMod val="350000"/>
               </a:schemeClr>
             </a:gs>
             <a:gs pos="100000">
               <a:schemeClr val="phClr">
                 <a:shade val="20000"/>
-                <a:satMod val="255000"/>
               </a:schemeClr>
             </a:gs>
           </a:gsLst>
           <a:path path="circle">
             <a:fillToRect l="50000" t="-80000" r="50000" b="180000"/>
           </a:path>
+          <a:tileRect l="0" t="0" r="0" b="0"/>
         </a:gradFill>
-        <a:gradFill rotWithShape="1">
+        <a:gradFill>
           <a:gsLst>
             <a:gs pos="0">
               <a:schemeClr val="phClr">
                 <a:tint val="80000"/>
-                <a:satMod val="300000"/>
               </a:schemeClr>
             </a:gs>
             <a:gs pos="100000">
               <a:schemeClr val="phClr">
                 <a:shade val="30000"/>
-                <a:satMod val="200000"/>
               </a:schemeClr>
             </a:gs>
           </a:gsLst>
           <a:path path="circle">
             <a:fillToRect l="50000" t="50000" r="50000" b="50000"/>
           </a:path>
+          <a:tileRect l="0" t="0" r="0" b="0"/>
         </a:gradFill>
       </a:bgFillStyleLst>
     </a:fmtScheme>
   </a:themeElements>
-  <a:objectDefaults/>
-  <a:extraClrSchemeLst/>
 </a:theme>
 </file>
 
